--- a/MoU_NDA_Legal/SignedNDACheckUpp.docx
+++ b/MoU_NDA_Legal/SignedNDACheckUpp.docx
@@ -685,6 +685,1317 @@
           <w:t>www.anodiam.com</w:t>
         </w:r>
       </w:hyperlink>
+    </w:p>
+    <w:p/>
+    <w:p/>
+    <w:p>
+      <w:pPr>
+        <w:rPr>
+          <w:rFonts w:ascii="Helvetica" w:hAnsi="Helvetica" w:cs="Helvetica"/>
+          <w:color w:val="222222"/>
+          <w:sz w:val="27"/>
+          <w:szCs w:val="27"/>
+        </w:rPr>
+      </w:pPr>
+      <w:r>
+        <w:rPr>
+          <w:rFonts w:ascii="Helvetica" w:hAnsi="Helvetica" w:cs="Helvetica"/>
+          <w:color w:val="222222"/>
+          <w:sz w:val="27"/>
+          <w:szCs w:val="27"/>
+        </w:rPr>
+        <w:br w:type="page"/>
+      </w:r>
+    </w:p>
+    <w:p>
+      <w:pPr>
+        <w:shd w:val="clear" w:color="auto" w:fill="FFFFFF"/>
+        <w:rPr>
+          <w:rFonts w:ascii="Helvetica" w:hAnsi="Helvetica" w:cs="Helvetica"/>
+          <w:color w:val="222222"/>
+          <w:sz w:val="27"/>
+          <w:szCs w:val="27"/>
+        </w:rPr>
+      </w:pPr>
+      <w:r>
+        <w:rPr>
+          <w:rFonts w:ascii="Helvetica" w:hAnsi="Helvetica" w:cs="Helvetica"/>
+          <w:noProof/>
+          <w:color w:val="222222"/>
+          <w:sz w:val="27"/>
+          <w:szCs w:val="27"/>
+          <w:lang w:eastAsia="en-AU"/>
+        </w:rPr>
+        <w:lastRenderedPageBreak/>
+        <w:drawing>
+          <wp:inline distT="0" distB="0" distL="0" distR="0">
+            <wp:extent cx="762000" cy="762000"/>
+            <wp:effectExtent l="0" t="0" r="0" b="0"/>
+            <wp:docPr id="6" name="Picture 6" descr="https://lh3.googleusercontent.com/a-/ALV-UjU5h8ZIFzjRiFcneGQeluZm2ksfY17S4yOqwT043L6VCDUdMd8g=s80-p"/>
+            <wp:cNvGraphicFramePr>
+              <a:graphicFrameLocks xmlns:a="http://schemas.openxmlformats.org/drawingml/2006/main" noChangeAspect="1"/>
+            </wp:cNvGraphicFramePr>
+            <a:graphic xmlns:a="http://schemas.openxmlformats.org/drawingml/2006/main">
+              <a:graphicData uri="http://schemas.openxmlformats.org/drawingml/2006/picture">
+                <pic:pic xmlns:pic="http://schemas.openxmlformats.org/drawingml/2006/picture">
+                  <pic:nvPicPr>
+                    <pic:cNvPr id="0" name="avWBGd-53" descr="https://lh3.googleusercontent.com/a-/ALV-UjU5h8ZIFzjRiFcneGQeluZm2ksfY17S4yOqwT043L6VCDUdMd8g=s80-p"/>
+                    <pic:cNvPicPr>
+                      <a:picLocks noChangeAspect="1" noChangeArrowheads="1"/>
+                    </pic:cNvPicPr>
+                  </pic:nvPicPr>
+                  <pic:blipFill>
+                    <a:blip r:embed="rId7">
+                      <a:extLst>
+                        <a:ext uri="{28A0092B-C50C-407E-A947-70E740481C1C}">
+                          <a14:useLocalDpi xmlns:a14="http://schemas.microsoft.com/office/drawing/2010/main" val="0"/>
+                        </a:ext>
+                      </a:extLst>
+                    </a:blip>
+                    <a:srcRect/>
+                    <a:stretch>
+                      <a:fillRect/>
+                    </a:stretch>
+                  </pic:blipFill>
+                  <pic:spPr bwMode="auto">
+                    <a:xfrm>
+                      <a:off x="0" y="0"/>
+                      <a:ext cx="762000" cy="762000"/>
+                    </a:xfrm>
+                    <a:prstGeom prst="rect">
+                      <a:avLst/>
+                    </a:prstGeom>
+                    <a:noFill/>
+                    <a:ln>
+                      <a:noFill/>
+                    </a:ln>
+                  </pic:spPr>
+                </pic:pic>
+              </a:graphicData>
+            </a:graphic>
+          </wp:inline>
+        </w:drawing>
+      </w:r>
+    </w:p>
+    <w:tbl>
+      <w:tblPr>
+        <w:tblW w:w="0" w:type="dxa"/>
+        <w:tblCellMar>
+          <w:left w:w="0" w:type="dxa"/>
+          <w:right w:w="0" w:type="dxa"/>
+        </w:tblCellMar>
+        <w:tblLook w:val="04A0" w:firstRow="1" w:lastRow="0" w:firstColumn="1" w:lastColumn="0" w:noHBand="0" w:noVBand="1"/>
+      </w:tblPr>
+      <w:tblGrid>
+        <w:gridCol w:w="7147"/>
+        <w:gridCol w:w="1869"/>
+        <w:gridCol w:w="5"/>
+        <w:gridCol w:w="5"/>
+      </w:tblGrid>
+      <w:tr>
+        <w:tc>
+          <w:tcPr>
+            <w:tcW w:w="7870" w:type="dxa"/>
+            <w:noWrap/>
+            <w:hideMark/>
+          </w:tcPr>
+          <w:tbl>
+            <w:tblPr>
+              <w:tblW w:w="7870" w:type="dxa"/>
+              <w:tblCellMar>
+                <w:left w:w="0" w:type="dxa"/>
+                <w:right w:w="0" w:type="dxa"/>
+              </w:tblCellMar>
+              <w:tblLook w:val="04A0" w:firstRow="1" w:lastRow="0" w:firstColumn="1" w:lastColumn="0" w:noHBand="0" w:noVBand="1"/>
+            </w:tblPr>
+            <w:tblGrid>
+              <w:gridCol w:w="7870"/>
+            </w:tblGrid>
+            <w:tr>
+              <w:tc>
+                <w:tcPr>
+                  <w:tcW w:w="0" w:type="auto"/>
+                  <w:vAlign w:val="center"/>
+                  <w:hideMark/>
+                </w:tcPr>
+                <w:p>
+                  <w:pPr>
+                    <w:pStyle w:val="Heading3"/>
+                    <w:spacing w:line="300" w:lineRule="atLeast"/>
+                    <w:rPr>
+                      <w:rFonts w:ascii="Helvetica" w:hAnsi="Helvetica" w:cs="Helvetica"/>
+                      <w:color w:val="5F6368"/>
+                    </w:rPr>
+                  </w:pPr>
+                  <w:r>
+                    <w:rPr>
+                      <w:rStyle w:val="gd"/>
+                      <w:rFonts w:ascii="Helvetica" w:hAnsi="Helvetica" w:cs="Helvetica"/>
+                      <w:color w:val="1F1F1F"/>
+                    </w:rPr>
+                    <w:t>Alum Sheila Uyirwoth</w:t>
+                  </w:r>
+                </w:p>
+              </w:tc>
+            </w:tr>
+          </w:tbl>
+          <w:p>
+            <w:pPr>
+              <w:spacing w:line="300" w:lineRule="atLeast"/>
+              <w:rPr>
+                <w:rFonts w:ascii="Helvetica" w:hAnsi="Helvetica" w:cs="Helvetica"/>
+              </w:rPr>
+            </w:pPr>
+          </w:p>
+        </w:tc>
+        <w:tc>
+          <w:tcPr>
+            <w:tcW w:w="0" w:type="auto"/>
+            <w:noWrap/>
+            <w:hideMark/>
+          </w:tcPr>
+          <w:p>
+            <w:pPr>
+              <w:spacing w:line="240" w:lineRule="auto"/>
+              <w:jc w:val="right"/>
+              <w:rPr>
+                <w:rFonts w:ascii="Helvetica" w:hAnsi="Helvetica" w:cs="Helvetica"/>
+                <w:color w:val="222222"/>
+                <w:sz w:val="24"/>
+                <w:szCs w:val="24"/>
+              </w:rPr>
+            </w:pPr>
+            <w:r>
+              <w:rPr>
+                <w:rStyle w:val="g3"/>
+                <w:rFonts w:ascii="Helvetica" w:hAnsi="Helvetica" w:cs="Helvetica"/>
+                <w:color w:val="5E5E5E"/>
+              </w:rPr>
+              <w:t>9:45 AM (1 hour ago)</w:t>
+            </w:r>
+          </w:p>
+        </w:tc>
+        <w:tc>
+          <w:tcPr>
+            <w:tcW w:w="0" w:type="auto"/>
+            <w:noWrap/>
+            <w:hideMark/>
+          </w:tcPr>
+          <w:p>
+            <w:pPr>
+              <w:jc w:val="right"/>
+              <w:rPr>
+                <w:rFonts w:ascii="Helvetica" w:hAnsi="Helvetica" w:cs="Helvetica"/>
+                <w:color w:val="222222"/>
+              </w:rPr>
+            </w:pPr>
+          </w:p>
+        </w:tc>
+        <w:tc>
+          <w:tcPr>
+            <w:tcW w:w="0" w:type="auto"/>
+            <w:vMerge w:val="restart"/>
+            <w:noWrap/>
+            <w:hideMark/>
+          </w:tcPr>
+          <w:p>
+            <w:pPr>
+              <w:jc w:val="right"/>
+              <w:rPr>
+                <w:sz w:val="20"/>
+                <w:szCs w:val="20"/>
+              </w:rPr>
+            </w:pPr>
+          </w:p>
+        </w:tc>
+      </w:tr>
+      <w:tr>
+        <w:tc>
+          <w:tcPr>
+            <w:tcW w:w="0" w:type="auto"/>
+            <w:gridSpan w:val="3"/>
+            <w:vAlign w:val="center"/>
+            <w:hideMark/>
+          </w:tcPr>
+          <w:tbl>
+            <w:tblPr>
+              <w:tblW w:w="11940" w:type="dxa"/>
+              <w:tblCellMar>
+                <w:left w:w="0" w:type="dxa"/>
+                <w:right w:w="0" w:type="dxa"/>
+              </w:tblCellMar>
+              <w:tblLook w:val="04A0" w:firstRow="1" w:lastRow="0" w:firstColumn="1" w:lastColumn="0" w:noHBand="0" w:noVBand="1"/>
+            </w:tblPr>
+            <w:tblGrid>
+              <w:gridCol w:w="11940"/>
+            </w:tblGrid>
+            <w:tr>
+              <w:tc>
+                <w:tcPr>
+                  <w:tcW w:w="0" w:type="auto"/>
+                  <w:noWrap/>
+                  <w:vAlign w:val="center"/>
+                  <w:hideMark/>
+                </w:tcPr>
+                <w:p>
+                  <w:pPr>
+                    <w:spacing w:line="300" w:lineRule="atLeast"/>
+                    <w:rPr>
+                      <w:sz w:val="24"/>
+                      <w:szCs w:val="24"/>
+                    </w:rPr>
+                  </w:pPr>
+                  <w:r>
+                    <w:rPr>
+                      <w:rStyle w:val="hb"/>
+                      <w:rFonts w:ascii="Helvetica" w:hAnsi="Helvetica" w:cs="Helvetica"/>
+                      <w:color w:val="5E5E5E"/>
+                    </w:rPr>
+                    <w:t>to </w:t>
+                  </w:r>
+                  <w:r>
+                    <w:rPr>
+                      <w:rStyle w:val="g2"/>
+                      <w:rFonts w:ascii="Helvetica" w:hAnsi="Helvetica" w:cs="Helvetica"/>
+                      <w:color w:val="5E5E5E"/>
+                    </w:rPr>
+                    <w:t>Sayan</w:t>
+                  </w:r>
+                  <w:r>
+                    <w:rPr>
+                      <w:rStyle w:val="hb"/>
+                      <w:rFonts w:ascii="Helvetica" w:hAnsi="Helvetica" w:cs="Helvetica"/>
+                      <w:color w:val="5E5E5E"/>
+                    </w:rPr>
+                    <w:t>, </w:t>
+                  </w:r>
+                  <w:r>
+                    <w:rPr>
+                      <w:rStyle w:val="g2"/>
+                      <w:rFonts w:ascii="Helvetica" w:hAnsi="Helvetica" w:cs="Helvetica"/>
+                      <w:color w:val="5E5E5E"/>
+                    </w:rPr>
+                    <w:t>me</w:t>
+                  </w:r>
+                </w:p>
+                <w:p>
+                  <w:pPr>
+                    <w:spacing w:line="300" w:lineRule="atLeast"/>
+                    <w:textAlignment w:val="top"/>
+                  </w:pPr>
+                  <w:r>
+                    <w:rPr>
+                      <w:noProof/>
+                      <w:lang w:eastAsia="en-AU"/>
+                    </w:rPr>
+                    <w:drawing>
+                      <wp:inline distT="0" distB="0" distL="0" distR="0">
+                        <wp:extent cx="9525" cy="9525"/>
+                        <wp:effectExtent l="0" t="0" r="0" b="0"/>
+                        <wp:docPr id="5" name="Picture 5" descr="https://mail.google.com/mail/u/0/images/cleardot.gif"/>
+                        <wp:cNvGraphicFramePr>
+                          <a:graphicFrameLocks xmlns:a="http://schemas.openxmlformats.org/drawingml/2006/main" noChangeAspect="1"/>
+                        </wp:cNvGraphicFramePr>
+                        <a:graphic xmlns:a="http://schemas.openxmlformats.org/drawingml/2006/main">
+                          <a:graphicData uri="http://schemas.openxmlformats.org/drawingml/2006/picture">
+                            <pic:pic xmlns:pic="http://schemas.openxmlformats.org/drawingml/2006/picture">
+                              <pic:nvPicPr>
+                                <pic:cNvPr id="0" name="Picture 2" descr="https://mail.google.com/mail/u/0/images/cleardot.gif"/>
+                                <pic:cNvPicPr>
+                                  <a:picLocks noChangeAspect="1" noChangeArrowheads="1"/>
+                                </pic:cNvPicPr>
+                              </pic:nvPicPr>
+                              <pic:blipFill>
+                                <a:blip r:embed="rId4">
+                                  <a:extLst>
+                                    <a:ext uri="{28A0092B-C50C-407E-A947-70E740481C1C}">
+                                      <a14:useLocalDpi xmlns:a14="http://schemas.microsoft.com/office/drawing/2010/main" val="0"/>
+                                    </a:ext>
+                                  </a:extLst>
+                                </a:blip>
+                                <a:srcRect/>
+                                <a:stretch>
+                                  <a:fillRect/>
+                                </a:stretch>
+                              </pic:blipFill>
+                              <pic:spPr bwMode="auto">
+                                <a:xfrm>
+                                  <a:off x="0" y="0"/>
+                                  <a:ext cx="9525" cy="9525"/>
+                                </a:xfrm>
+                                <a:prstGeom prst="rect">
+                                  <a:avLst/>
+                                </a:prstGeom>
+                                <a:noFill/>
+                                <a:ln>
+                                  <a:noFill/>
+                                </a:ln>
+                              </pic:spPr>
+                            </pic:pic>
+                          </a:graphicData>
+                        </a:graphic>
+                      </wp:inline>
+                    </w:drawing>
+                  </w:r>
+                </w:p>
+              </w:tc>
+            </w:tr>
+          </w:tbl>
+          <w:p>
+            <w:pPr>
+              <w:spacing w:line="240" w:lineRule="auto"/>
+              <w:rPr>
+                <w:rFonts w:ascii="Helvetica" w:hAnsi="Helvetica" w:cs="Helvetica"/>
+              </w:rPr>
+            </w:pPr>
+          </w:p>
+        </w:tc>
+        <w:tc>
+          <w:tcPr>
+            <w:tcW w:w="0" w:type="auto"/>
+            <w:vMerge/>
+            <w:vAlign w:val="center"/>
+            <w:hideMark/>
+          </w:tcPr>
+          <w:p>
+            <w:pPr>
+              <w:rPr>
+                <w:sz w:val="20"/>
+                <w:szCs w:val="20"/>
+              </w:rPr>
+            </w:pPr>
+          </w:p>
+        </w:tc>
+      </w:tr>
+    </w:tbl>
+    <w:p>
+      <w:pPr>
+        <w:shd w:val="clear" w:color="auto" w:fill="FFFFFF"/>
+        <w:rPr>
+          <w:rFonts w:ascii="Arial" w:hAnsi="Arial" w:cs="Arial"/>
+          <w:color w:val="222222"/>
+          <w:sz w:val="24"/>
+          <w:szCs w:val="24"/>
+        </w:rPr>
+      </w:pPr>
+      <w:r>
+        <w:rPr>
+          <w:rFonts w:ascii="Arial" w:hAnsi="Arial" w:cs="Arial"/>
+          <w:color w:val="222222"/>
+        </w:rPr>
+        <w:t>I've read and agreed. Specifically:</w:t>
+      </w:r>
+    </w:p>
+    <w:p>
+      <w:pPr>
+        <w:shd w:val="clear" w:color="auto" w:fill="FFFFFF"/>
+        <w:rPr>
+          <w:rFonts w:ascii="Arial" w:hAnsi="Arial" w:cs="Arial"/>
+          <w:color w:val="222222"/>
+        </w:rPr>
+      </w:pPr>
+      <w:r>
+        <w:rPr>
+          <w:rFonts w:ascii="Arial" w:hAnsi="Arial" w:cs="Arial"/>
+          <w:color w:val="222222"/>
+        </w:rPr>
+        <w:t>I have read, understood and acknowledged the CheckUpp Confidentiality and Non-Disclosure obligations. I agree to maintain the confidentiality of all CheckUpp information, data, intellectual property, documents, source code, credentials and project materials. I will use this information solely for the authorised CheckUpp project and will not disclose, distribute, copy or reuse it outside the approved project scope.</w:t>
+      </w:r>
+    </w:p>
+    <w:p>
+      <w:pPr>
+        <w:shd w:val="clear" w:color="auto" w:fill="FFFFFF"/>
+        <w:rPr>
+          <w:rFonts w:ascii="Arial" w:hAnsi="Arial" w:cs="Arial"/>
+          <w:color w:val="222222"/>
+        </w:rPr>
+      </w:pPr>
+    </w:p>
+    <w:p>
+      <w:pPr>
+        <w:shd w:val="clear" w:color="auto" w:fill="FFFFFF"/>
+        <w:rPr>
+          <w:rFonts w:ascii="Arial" w:hAnsi="Arial" w:cs="Arial"/>
+          <w:color w:val="222222"/>
+        </w:rPr>
+      </w:pPr>
+      <w:r>
+        <w:rPr>
+          <w:rFonts w:ascii="Arial" w:hAnsi="Arial" w:cs="Arial"/>
+          <w:color w:val="222222"/>
+        </w:rPr>
+        <w:t>Kind regards,</w:t>
+      </w:r>
+    </w:p>
+    <w:p>
+      <w:pPr>
+        <w:shd w:val="clear" w:color="auto" w:fill="FFFFFF"/>
+        <w:rPr>
+          <w:rFonts w:ascii="Arial" w:hAnsi="Arial" w:cs="Arial"/>
+          <w:color w:val="222222"/>
+        </w:rPr>
+      </w:pPr>
+      <w:r>
+        <w:rPr>
+          <w:rFonts w:ascii="Arial" w:hAnsi="Arial" w:cs="Arial"/>
+          <w:b/>
+          <w:bCs/>
+          <w:color w:val="222222"/>
+        </w:rPr>
+        <w:t>A. Sheila Uyirwoth</w:t>
+      </w:r>
+    </w:p>
+    <w:p>
+      <w:pPr>
+        <w:shd w:val="clear" w:color="auto" w:fill="FFFFFF"/>
+        <w:rPr>
+          <w:rFonts w:ascii="Arial" w:hAnsi="Arial" w:cs="Arial"/>
+          <w:color w:val="222222"/>
+        </w:rPr>
+      </w:pPr>
+      <w:proofErr w:type="spellStart"/>
+      <w:r>
+        <w:rPr>
+          <w:rFonts w:ascii="Arial" w:hAnsi="Arial" w:cs="Arial"/>
+          <w:b/>
+          <w:bCs/>
+          <w:color w:val="222222"/>
+          <w:sz w:val="15"/>
+          <w:szCs w:val="15"/>
+        </w:rPr>
+        <w:t>Ph</w:t>
+      </w:r>
+      <w:proofErr w:type="spellEnd"/>
+      <w:r>
+        <w:rPr>
+          <w:rFonts w:ascii="Arial" w:hAnsi="Arial" w:cs="Arial"/>
+          <w:color w:val="222222"/>
+          <w:sz w:val="15"/>
+          <w:szCs w:val="15"/>
+        </w:rPr>
+        <w:t>: 0415 263 714 |   </w:t>
+      </w:r>
+      <w:r>
+        <w:rPr>
+          <w:rFonts w:ascii="Arial" w:hAnsi="Arial" w:cs="Arial"/>
+          <w:b/>
+          <w:bCs/>
+          <w:color w:val="222222"/>
+          <w:sz w:val="20"/>
+          <w:szCs w:val="20"/>
+        </w:rPr>
+        <w:t>Email</w:t>
+      </w:r>
+      <w:r>
+        <w:rPr>
+          <w:rFonts w:ascii="Arial" w:hAnsi="Arial" w:cs="Arial"/>
+          <w:color w:val="222222"/>
+          <w:sz w:val="20"/>
+          <w:szCs w:val="20"/>
+        </w:rPr>
+        <w:t>: </w:t>
+      </w:r>
+      <w:hyperlink r:id="rId8" w:tgtFrame="_blank" w:history="1">
+        <w:r>
+          <w:rPr>
+            <w:rStyle w:val="Hyperlink"/>
+            <w:rFonts w:ascii="Arial" w:hAnsi="Arial" w:cs="Arial"/>
+            <w:color w:val="1155CC"/>
+            <w:sz w:val="20"/>
+            <w:szCs w:val="20"/>
+          </w:rPr>
+          <w:t>uyirwoth@gmail.com</w:t>
+        </w:r>
+      </w:hyperlink>
+      <w:r>
+        <w:rPr>
+          <w:rFonts w:ascii="Arial" w:hAnsi="Arial" w:cs="Arial"/>
+          <w:color w:val="222222"/>
+          <w:sz w:val="20"/>
+          <w:szCs w:val="20"/>
+        </w:rPr>
+        <w:t> | </w:t>
+      </w:r>
+      <w:r>
+        <w:rPr>
+          <w:rFonts w:ascii="Arial" w:hAnsi="Arial" w:cs="Arial"/>
+          <w:b/>
+          <w:bCs/>
+          <w:color w:val="222222"/>
+          <w:sz w:val="20"/>
+          <w:szCs w:val="20"/>
+        </w:rPr>
+        <w:t>Video Meeting</w:t>
+      </w:r>
+      <w:r>
+        <w:rPr>
+          <w:rFonts w:ascii="Arial" w:hAnsi="Arial" w:cs="Arial"/>
+          <w:color w:val="222222"/>
+          <w:sz w:val="20"/>
+          <w:szCs w:val="20"/>
+        </w:rPr>
+        <w:t>: </w:t>
+      </w:r>
+      <w:hyperlink r:id="rId9" w:tgtFrame="_blank" w:history="1">
+        <w:r>
+          <w:rPr>
+            <w:rStyle w:val="Hyperlink"/>
+            <w:rFonts w:ascii="Arial" w:hAnsi="Arial" w:cs="Arial"/>
+            <w:color w:val="1155CC"/>
+            <w:sz w:val="20"/>
+            <w:szCs w:val="20"/>
+          </w:rPr>
+          <w:t>Zoom Meeting Link</w:t>
+        </w:r>
+      </w:hyperlink>
+    </w:p>
+    <w:p>
+      <w:pPr>
+        <w:shd w:val="clear" w:color="auto" w:fill="FFFFFF"/>
+        <w:rPr>
+          <w:rFonts w:ascii="Arial" w:hAnsi="Arial" w:cs="Arial"/>
+          <w:color w:val="222222"/>
+        </w:rPr>
+      </w:pPr>
+      <w:r>
+        <w:rPr>
+          <w:rFonts w:ascii="Arial" w:hAnsi="Arial" w:cs="Arial"/>
+          <w:b/>
+          <w:bCs/>
+          <w:color w:val="222222"/>
+          <w:sz w:val="15"/>
+          <w:szCs w:val="15"/>
+        </w:rPr>
+        <w:t>Web</w:t>
+      </w:r>
+      <w:r>
+        <w:rPr>
+          <w:rFonts w:ascii="Arial" w:hAnsi="Arial" w:cs="Arial"/>
+          <w:color w:val="222222"/>
+          <w:sz w:val="15"/>
+          <w:szCs w:val="15"/>
+        </w:rPr>
+        <w:t>:</w:t>
+      </w:r>
+      <w:hyperlink r:id="rId10" w:tgtFrame="_blank" w:history="1">
+        <w:r>
+          <w:rPr>
+            <w:rStyle w:val="Hyperlink"/>
+            <w:rFonts w:ascii="Arial" w:hAnsi="Arial" w:cs="Arial"/>
+            <w:color w:val="1155CC"/>
+          </w:rPr>
+          <w:t> </w:t>
+        </w:r>
+        <w:r>
+          <w:rPr>
+            <w:rStyle w:val="Hyperlink"/>
+            <w:rFonts w:ascii="Arial" w:hAnsi="Arial" w:cs="Arial"/>
+            <w:color w:val="1155CC"/>
+            <w:sz w:val="15"/>
+            <w:szCs w:val="15"/>
+          </w:rPr>
+          <w:t>africanahealth.com</w:t>
+        </w:r>
+      </w:hyperlink>
+      <w:r>
+        <w:rPr>
+          <w:rFonts w:ascii="Arial" w:hAnsi="Arial" w:cs="Arial"/>
+          <w:color w:val="222222"/>
+        </w:rPr>
+        <w:t> </w:t>
+      </w:r>
+      <w:r>
+        <w:rPr>
+          <w:rFonts w:ascii="Arial" w:hAnsi="Arial" w:cs="Arial"/>
+          <w:b/>
+          <w:bCs/>
+          <w:color w:val="222222"/>
+          <w:sz w:val="20"/>
+          <w:szCs w:val="20"/>
+        </w:rPr>
+        <w:t>App</w:t>
+      </w:r>
+      <w:r>
+        <w:rPr>
+          <w:rFonts w:ascii="Arial" w:hAnsi="Arial" w:cs="Arial"/>
+          <w:color w:val="222222"/>
+          <w:sz w:val="20"/>
+          <w:szCs w:val="20"/>
+        </w:rPr>
+        <w:t>: </w:t>
+      </w:r>
+      <w:hyperlink r:id="rId11" w:tgtFrame="_blank" w:history="1">
+        <w:r>
+          <w:rPr>
+            <w:rStyle w:val="Hyperlink"/>
+            <w:rFonts w:ascii="Arial" w:hAnsi="Arial" w:cs="Arial"/>
+            <w:color w:val="1155CC"/>
+            <w:sz w:val="20"/>
+            <w:szCs w:val="20"/>
+          </w:rPr>
+          <w:t xml:space="preserve">Check </w:t>
+        </w:r>
+        <w:proofErr w:type="spellStart"/>
+        <w:r>
+          <w:rPr>
+            <w:rStyle w:val="Hyperlink"/>
+            <w:rFonts w:ascii="Arial" w:hAnsi="Arial" w:cs="Arial"/>
+            <w:color w:val="1155CC"/>
+            <w:sz w:val="20"/>
+            <w:szCs w:val="20"/>
+          </w:rPr>
+          <w:t>Upp</w:t>
+        </w:r>
+        <w:proofErr w:type="spellEnd"/>
+      </w:hyperlink>
+      <w:r>
+        <w:rPr>
+          <w:rFonts w:ascii="Arial" w:hAnsi="Arial" w:cs="Arial"/>
+          <w:color w:val="222222"/>
+          <w:sz w:val="20"/>
+          <w:szCs w:val="20"/>
+        </w:rPr>
+        <w:t> </w:t>
+      </w:r>
+    </w:p>
+    <w:tbl>
+      <w:tblPr>
+        <w:tblW w:w="5000" w:type="pct"/>
+        <w:tblCellSpacing w:w="0" w:type="dxa"/>
+        <w:tblCellMar>
+          <w:left w:w="0" w:type="dxa"/>
+          <w:right w:w="0" w:type="dxa"/>
+        </w:tblCellMar>
+        <w:tblLook w:val="04A0" w:firstRow="1" w:lastRow="0" w:firstColumn="1" w:lastColumn="0" w:noHBand="0" w:noVBand="1"/>
+      </w:tblPr>
+      <w:tblGrid>
+        <w:gridCol w:w="9026"/>
+      </w:tblGrid>
+      <w:tr>
+        <w:trPr>
+          <w:tblCellSpacing w:w="0" w:type="dxa"/>
+        </w:trPr>
+        <w:tc>
+          <w:tcPr>
+            <w:tcW w:w="0" w:type="auto"/>
+            <w:hideMark/>
+          </w:tcPr>
+          <w:p>
+            <w:pPr>
+              <w:spacing w:after="240"/>
+              <w:rPr>
+                <w:rFonts w:ascii="Times New Roman" w:hAnsi="Times New Roman" w:cs="Times New Roman"/>
+                <w:color w:val="222222"/>
+              </w:rPr>
+            </w:pPr>
+            <w:r>
+              <w:rPr>
+                <w:i/>
+                <w:iCs/>
+                <w:color w:val="222222"/>
+                <w:sz w:val="15"/>
+                <w:szCs w:val="15"/>
+              </w:rPr>
+              <w:t>I acknowledge Custodians of Country in Australia and pay respects to Elders past and present.</w:t>
+            </w:r>
+            <w:r>
+              <w:rPr>
+                <w:i/>
+                <w:iCs/>
+                <w:color w:val="222222"/>
+                <w:sz w:val="15"/>
+                <w:szCs w:val="15"/>
+              </w:rPr>
+              <w:br/>
+            </w:r>
+            <w:r>
+              <w:rPr>
+                <w:i/>
+                <w:iCs/>
+                <w:noProof/>
+                <w:color w:val="222222"/>
+                <w:sz w:val="15"/>
+                <w:szCs w:val="15"/>
+                <w:lang w:eastAsia="en-AU"/>
+              </w:rPr>
+              <w:drawing>
+                <wp:inline distT="0" distB="0" distL="0" distR="0">
+                  <wp:extent cx="742950" cy="666750"/>
+                  <wp:effectExtent l="0" t="0" r="0" b="0"/>
+                  <wp:docPr id="4" name="Picture 4" descr="https://ci3.googleusercontent.com/mail-sig/AIorK4y7j0NjfQmZnFAORv1N3ayLGfeD1oWdf9DL1rSfaM-By7TQfv5iS44ff3ZPvEs1gAKVRHzuak8"/>
+                  <wp:cNvGraphicFramePr>
+                    <a:graphicFrameLocks xmlns:a="http://schemas.openxmlformats.org/drawingml/2006/main" noChangeAspect="1"/>
+                  </wp:cNvGraphicFramePr>
+                  <a:graphic xmlns:a="http://schemas.openxmlformats.org/drawingml/2006/main">
+                    <a:graphicData uri="http://schemas.openxmlformats.org/drawingml/2006/picture">
+                      <pic:pic xmlns:pic="http://schemas.openxmlformats.org/drawingml/2006/picture">
+                        <pic:nvPicPr>
+                          <pic:cNvPr id="0" name="Picture 3" descr="https://ci3.googleusercontent.com/mail-sig/AIorK4y7j0NjfQmZnFAORv1N3ayLGfeD1oWdf9DL1rSfaM-By7TQfv5iS44ff3ZPvEs1gAKVRHzuak8"/>
+                          <pic:cNvPicPr>
+                            <a:picLocks noChangeAspect="1" noChangeArrowheads="1"/>
+                          </pic:cNvPicPr>
+                        </pic:nvPicPr>
+                        <pic:blipFill>
+                          <a:blip r:embed="rId12">
+                            <a:extLst>
+                              <a:ext uri="{28A0092B-C50C-407E-A947-70E740481C1C}">
+                                <a14:useLocalDpi xmlns:a14="http://schemas.microsoft.com/office/drawing/2010/main" val="0"/>
+                              </a:ext>
+                            </a:extLst>
+                          </a:blip>
+                          <a:srcRect/>
+                          <a:stretch>
+                            <a:fillRect/>
+                          </a:stretch>
+                        </pic:blipFill>
+                        <pic:spPr bwMode="auto">
+                          <a:xfrm>
+                            <a:off x="0" y="0"/>
+                            <a:ext cx="742950" cy="666750"/>
+                          </a:xfrm>
+                          <a:prstGeom prst="rect">
+                            <a:avLst/>
+                          </a:prstGeom>
+                          <a:noFill/>
+                          <a:ln>
+                            <a:noFill/>
+                          </a:ln>
+                        </pic:spPr>
+                      </pic:pic>
+                    </a:graphicData>
+                  </a:graphic>
+                </wp:inline>
+              </w:drawing>
+            </w:r>
+            <w:r>
+              <w:rPr>
+                <w:noProof/>
+                <w:color w:val="222222"/>
+                <w:lang w:eastAsia="en-AU"/>
+              </w:rPr>
+              <mc:AlternateContent>
+                <mc:Choice Requires="wps">
+                  <w:drawing>
+                    <wp:inline distT="0" distB="0" distL="0" distR="0">
+                      <wp:extent cx="914400" cy="790575"/>
+                      <wp:effectExtent l="0" t="0" r="0" b="0"/>
+                      <wp:docPr id="3" name="Rectangle 3" descr="https://mail.google.com/mail/u/0/#inbox/FFNDWNFJdZPpfltldjGtjvMfvtxpmxGX"/>
+                      <wp:cNvGraphicFramePr>
+                        <a:graphicFrameLocks xmlns:a="http://schemas.openxmlformats.org/drawingml/2006/main" noChangeAspect="1"/>
+                      </wp:cNvGraphicFramePr>
+                      <a:graphic xmlns:a="http://schemas.openxmlformats.org/drawingml/2006/main">
+                        <a:graphicData uri="http://schemas.microsoft.com/office/word/2010/wordprocessingShape">
+                          <wps:wsp>
+                            <wps:cNvSpPr>
+                              <a:spLocks noChangeAspect="1" noChangeArrowheads="1"/>
+                            </wps:cNvSpPr>
+                            <wps:spPr bwMode="auto">
+                              <a:xfrm>
+                                <a:off x="0" y="0"/>
+                                <a:ext cx="914400" cy="790575"/>
+                              </a:xfrm>
+                              <a:prstGeom prst="rect">
+                                <a:avLst/>
+                              </a:prstGeom>
+                              <a:noFill/>
+                              <a:ln>
+                                <a:noFill/>
+                              </a:ln>
+                              <a:extLst>
+                                <a:ext uri="{909E8E84-426E-40DD-AFC4-6F175D3DCCD1}">
+                                  <a14:hiddenFill xmlns:a14="http://schemas.microsoft.com/office/drawing/2010/main">
+                                    <a:solidFill>
+                                      <a:srgbClr val="FFFFFF"/>
+                                    </a:solidFill>
+                                  </a14:hiddenFill>
+                                </a:ext>
+                                <a:ext uri="{91240B29-F687-4F45-9708-019B960494DF}">
+                                  <a14:hiddenLine xmlns:a14="http://schemas.microsoft.com/office/drawing/2010/main" w="9525">
+                                    <a:solidFill>
+                                      <a:srgbClr val="000000"/>
+                                    </a:solidFill>
+                                    <a:miter lim="800000"/>
+                                    <a:headEnd/>
+                                    <a:tailEnd/>
+                                  </a14:hiddenLine>
+                                </a:ext>
+                              </a:extLst>
+                            </wps:spPr>
+                            <wps:bodyPr rot="0" vert="horz" wrap="square" lIns="91440" tIns="45720" rIns="91440" bIns="45720" anchor="t" anchorCtr="0" upright="1">
+                              <a:noAutofit/>
+                            </wps:bodyPr>
+                          </wps:wsp>
+                        </a:graphicData>
+                      </a:graphic>
+                    </wp:inline>
+                  </w:drawing>
+                </mc:Choice>
+                <mc:Fallback>
+                  <w:pict>
+                    <v:rect w14:anchorId="6BCB1F1D" id="Rectangle 3" o:spid="_x0000_s1026" alt="https://mail.google.com/mail/u/0/#inbox/FFNDWNFJdZPpfltldjGtjvMfvtxpmxGX" style="width:1in;height:62.25pt;visibility:visible;mso-wrap-style:square;mso-left-percent:-10001;mso-top-percent:-10001;mso-position-horizontal:absolute;mso-position-horizontal-relative:char;mso-position-vertical:absolute;mso-position-vertical-relative:line;mso-left-percent:-10001;mso-top-percent:-10001;v-text-anchor:top" o:gfxdata="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" filled="f" stroked="f">
+                      <o:lock v:ext="edit" aspectratio="t"/>
+                      <w10:anchorlock/>
+                    </v:rect>
+                  </w:pict>
+                </mc:Fallback>
+              </mc:AlternateContent>
+            </w:r>
+          </w:p>
+        </w:tc>
+      </w:tr>
+    </w:tbl>
+    <w:p/>
+    <w:p>
+      <w:r>
+        <w:br w:type="page"/>
+      </w:r>
+    </w:p>
+    <w:p>
+      <w:pPr>
+        <w:shd w:val="clear" w:color="auto" w:fill="FFFFFF"/>
+        <w:rPr>
+          <w:rFonts w:ascii="Helvetica" w:hAnsi="Helvetica" w:cs="Helvetica"/>
+          <w:color w:val="222222"/>
+          <w:sz w:val="27"/>
+          <w:szCs w:val="27"/>
+        </w:rPr>
+      </w:pPr>
+    </w:p>
+    <w:tbl>
+      <w:tblPr>
+        <w:tblW w:w="0" w:type="dxa"/>
+        <w:tblCellMar>
+          <w:left w:w="0" w:type="dxa"/>
+          <w:right w:w="0" w:type="dxa"/>
+        </w:tblCellMar>
+        <w:tblLook w:val="04A0" w:firstRow="1" w:lastRow="0" w:firstColumn="1" w:lastColumn="0" w:noHBand="0" w:noVBand="1"/>
+      </w:tblPr>
+      <w:tblGrid>
+        <w:gridCol w:w="5849"/>
+        <w:gridCol w:w="3167"/>
+        <w:gridCol w:w="5"/>
+        <w:gridCol w:w="5"/>
+      </w:tblGrid>
+      <w:tr>
+        <w:tc>
+          <w:tcPr>
+            <w:tcW w:w="6641" w:type="dxa"/>
+            <w:noWrap/>
+            <w:hideMark/>
+          </w:tcPr>
+          <w:tbl>
+            <w:tblPr>
+              <w:tblW w:w="6641" w:type="dxa"/>
+              <w:tblCellMar>
+                <w:left w:w="0" w:type="dxa"/>
+                <w:right w:w="0" w:type="dxa"/>
+              </w:tblCellMar>
+              <w:tblLook w:val="04A0" w:firstRow="1" w:lastRow="0" w:firstColumn="1" w:lastColumn="0" w:noHBand="0" w:noVBand="1"/>
+            </w:tblPr>
+            <w:tblGrid>
+              <w:gridCol w:w="6641"/>
+            </w:tblGrid>
+            <w:tr>
+              <w:tc>
+                <w:tcPr>
+                  <w:tcW w:w="0" w:type="auto"/>
+                  <w:vAlign w:val="center"/>
+                  <w:hideMark/>
+                </w:tcPr>
+                <w:p>
+                  <w:pPr>
+                    <w:pStyle w:val="Heading3"/>
+                    <w:spacing w:line="300" w:lineRule="atLeast"/>
+                    <w:rPr>
+                      <w:rFonts w:ascii="Helvetica" w:hAnsi="Helvetica" w:cs="Helvetica"/>
+                      <w:color w:val="5F6368"/>
+                    </w:rPr>
+                  </w:pPr>
+                  <w:r>
+                    <w:rPr>
+                      <w:rStyle w:val="gd"/>
+                      <w:rFonts w:ascii="Helvetica" w:hAnsi="Helvetica" w:cs="Helvetica"/>
+                      <w:color w:val="1F1F1F"/>
+                    </w:rPr>
+                    <w:t>Sayan Basak</w:t>
+                  </w:r>
+                </w:p>
+              </w:tc>
+            </w:tr>
+          </w:tbl>
+          <w:p>
+            <w:pPr>
+              <w:spacing w:line="300" w:lineRule="atLeast"/>
+              <w:rPr>
+                <w:rFonts w:ascii="Helvetica" w:hAnsi="Helvetica" w:cs="Helvetica"/>
+              </w:rPr>
+            </w:pPr>
+          </w:p>
+        </w:tc>
+        <w:tc>
+          <w:tcPr>
+            <w:tcW w:w="0" w:type="auto"/>
+            <w:noWrap/>
+            <w:hideMark/>
+          </w:tcPr>
+          <w:p>
+            <w:pPr>
+              <w:spacing w:line="240" w:lineRule="auto"/>
+              <w:jc w:val="right"/>
+              <w:rPr>
+                <w:rFonts w:ascii="Helvetica" w:hAnsi="Helvetica" w:cs="Helvetica"/>
+                <w:color w:val="222222"/>
+                <w:sz w:val="24"/>
+                <w:szCs w:val="24"/>
+              </w:rPr>
+            </w:pPr>
+            <w:r>
+              <w:rPr>
+                <w:rStyle w:val="g3"/>
+                <w:rFonts w:ascii="Helvetica" w:hAnsi="Helvetica" w:cs="Helvetica"/>
+                <w:color w:val="5E5E5E"/>
+              </w:rPr>
+              <w:t>Aug 3, 2026, 4:53 PM (18 hours ago)</w:t>
+            </w:r>
+          </w:p>
+        </w:tc>
+        <w:tc>
+          <w:tcPr>
+            <w:tcW w:w="0" w:type="auto"/>
+            <w:noWrap/>
+            <w:hideMark/>
+          </w:tcPr>
+          <w:p>
+            <w:pPr>
+              <w:jc w:val="right"/>
+              <w:rPr>
+                <w:rFonts w:ascii="Helvetica" w:hAnsi="Helvetica" w:cs="Helvetica"/>
+                <w:color w:val="222222"/>
+              </w:rPr>
+            </w:pPr>
+          </w:p>
+        </w:tc>
+        <w:tc>
+          <w:tcPr>
+            <w:tcW w:w="0" w:type="auto"/>
+            <w:vMerge w:val="restart"/>
+            <w:noWrap/>
+            <w:hideMark/>
+          </w:tcPr>
+          <w:p>
+            <w:pPr>
+              <w:jc w:val="right"/>
+              <w:rPr>
+                <w:sz w:val="20"/>
+                <w:szCs w:val="20"/>
+              </w:rPr>
+            </w:pPr>
+          </w:p>
+        </w:tc>
+      </w:tr>
+      <w:tr>
+        <w:tc>
+          <w:tcPr>
+            <w:tcW w:w="0" w:type="auto"/>
+            <w:gridSpan w:val="3"/>
+            <w:vAlign w:val="center"/>
+            <w:hideMark/>
+          </w:tcPr>
+          <w:tbl>
+            <w:tblPr>
+              <w:tblW w:w="11940" w:type="dxa"/>
+              <w:tblCellMar>
+                <w:left w:w="0" w:type="dxa"/>
+                <w:right w:w="0" w:type="dxa"/>
+              </w:tblCellMar>
+              <w:tblLook w:val="04A0" w:firstRow="1" w:lastRow="0" w:firstColumn="1" w:lastColumn="0" w:noHBand="0" w:noVBand="1"/>
+            </w:tblPr>
+            <w:tblGrid>
+              <w:gridCol w:w="11940"/>
+            </w:tblGrid>
+            <w:tr>
+              <w:tc>
+                <w:tcPr>
+                  <w:tcW w:w="0" w:type="auto"/>
+                  <w:noWrap/>
+                  <w:vAlign w:val="center"/>
+                  <w:hideMark/>
+                </w:tcPr>
+                <w:p>
+                  <w:pPr>
+                    <w:spacing w:line="300" w:lineRule="atLeast"/>
+                    <w:rPr>
+                      <w:sz w:val="24"/>
+                      <w:szCs w:val="24"/>
+                    </w:rPr>
+                  </w:pPr>
+                  <w:r>
+                    <w:rPr>
+                      <w:rStyle w:val="hb"/>
+                      <w:rFonts w:ascii="Helvetica" w:hAnsi="Helvetica" w:cs="Helvetica"/>
+                      <w:color w:val="5E5E5E"/>
+                    </w:rPr>
+                    <w:t>to </w:t>
+                  </w:r>
+                  <w:proofErr w:type="spellStart"/>
+                  <w:r>
+                    <w:rPr>
+                      <w:rStyle w:val="g2"/>
+                      <w:rFonts w:ascii="Helvetica" w:hAnsi="Helvetica" w:cs="Helvetica"/>
+                      <w:color w:val="1F1F1F"/>
+                    </w:rPr>
+                    <w:t>uyirwoth</w:t>
+                  </w:r>
+                  <w:proofErr w:type="spellEnd"/>
+                  <w:r>
+                    <w:rPr>
+                      <w:rStyle w:val="hb"/>
+                      <w:rFonts w:ascii="Helvetica" w:hAnsi="Helvetica" w:cs="Helvetica"/>
+                      <w:color w:val="5E5E5E"/>
+                    </w:rPr>
+                    <w:t>, </w:t>
+                  </w:r>
+                  <w:r>
+                    <w:rPr>
+                      <w:rStyle w:val="g2"/>
+                      <w:rFonts w:ascii="Helvetica" w:hAnsi="Helvetica" w:cs="Helvetica"/>
+                      <w:color w:val="5E5E5E"/>
+                    </w:rPr>
+                    <w:t>me</w:t>
+                  </w:r>
+                </w:p>
+                <w:p>
+                  <w:pPr>
+                    <w:spacing w:line="300" w:lineRule="atLeast"/>
+                    <w:textAlignment w:val="top"/>
+                  </w:pPr>
+                  <w:r>
+                    <w:rPr>
+                      <w:noProof/>
+                      <w:lang w:eastAsia="en-AU"/>
+                    </w:rPr>
+                    <w:drawing>
+                      <wp:inline distT="0" distB="0" distL="0" distR="0">
+                        <wp:extent cx="9525" cy="9525"/>
+                        <wp:effectExtent l="0" t="0" r="0" b="0"/>
+                        <wp:docPr id="7" name="Picture 7" descr="https://mail.google.com/mail/u/0/images/cleardot.gif"/>
+                        <wp:cNvGraphicFramePr>
+                          <a:graphicFrameLocks xmlns:a="http://schemas.openxmlformats.org/drawingml/2006/main" noChangeAspect="1"/>
+                        </wp:cNvGraphicFramePr>
+                        <a:graphic xmlns:a="http://schemas.openxmlformats.org/drawingml/2006/main">
+                          <a:graphicData uri="http://schemas.openxmlformats.org/drawingml/2006/picture">
+                            <pic:pic xmlns:pic="http://schemas.openxmlformats.org/drawingml/2006/picture">
+                              <pic:nvPicPr>
+                                <pic:cNvPr id="0" name="Picture 9" descr="https://mail.google.com/mail/u/0/images/cleardot.gif"/>
+                                <pic:cNvPicPr>
+                                  <a:picLocks noChangeAspect="1" noChangeArrowheads="1"/>
+                                </pic:cNvPicPr>
+                              </pic:nvPicPr>
+                              <pic:blipFill>
+                                <a:blip r:embed="rId4">
+                                  <a:extLst>
+                                    <a:ext uri="{28A0092B-C50C-407E-A947-70E740481C1C}">
+                                      <a14:useLocalDpi xmlns:a14="http://schemas.microsoft.com/office/drawing/2010/main" val="0"/>
+                                    </a:ext>
+                                  </a:extLst>
+                                </a:blip>
+                                <a:srcRect/>
+                                <a:stretch>
+                                  <a:fillRect/>
+                                </a:stretch>
+                              </pic:blipFill>
+                              <pic:spPr bwMode="auto">
+                                <a:xfrm>
+                                  <a:off x="0" y="0"/>
+                                  <a:ext cx="9525" cy="9525"/>
+                                </a:xfrm>
+                                <a:prstGeom prst="rect">
+                                  <a:avLst/>
+                                </a:prstGeom>
+                                <a:noFill/>
+                                <a:ln>
+                                  <a:noFill/>
+                                </a:ln>
+                              </pic:spPr>
+                            </pic:pic>
+                          </a:graphicData>
+                        </a:graphic>
+                      </wp:inline>
+                    </w:drawing>
+                  </w:r>
+                </w:p>
+              </w:tc>
+            </w:tr>
+          </w:tbl>
+          <w:p>
+            <w:pPr>
+              <w:spacing w:line="240" w:lineRule="auto"/>
+              <w:rPr>
+                <w:rFonts w:ascii="Helvetica" w:hAnsi="Helvetica" w:cs="Helvetica"/>
+              </w:rPr>
+            </w:pPr>
+          </w:p>
+        </w:tc>
+        <w:tc>
+          <w:tcPr>
+            <w:tcW w:w="0" w:type="auto"/>
+            <w:vMerge/>
+            <w:vAlign w:val="center"/>
+            <w:hideMark/>
+          </w:tcPr>
+          <w:p>
+            <w:pPr>
+              <w:rPr>
+                <w:sz w:val="20"/>
+                <w:szCs w:val="20"/>
+              </w:rPr>
+            </w:pPr>
+          </w:p>
+        </w:tc>
+      </w:tr>
+    </w:tbl>
+    <w:p>
+      <w:pPr>
+        <w:shd w:val="clear" w:color="auto" w:fill="FFFFFF"/>
+        <w:rPr>
+          <w:rFonts w:ascii="Arial" w:hAnsi="Arial" w:cs="Arial"/>
+          <w:color w:val="222222"/>
+          <w:sz w:val="24"/>
+          <w:szCs w:val="24"/>
+        </w:rPr>
+      </w:pPr>
+      <w:r>
+        <w:rPr>
+          <w:rFonts w:ascii="Arial" w:hAnsi="Arial" w:cs="Arial"/>
+          <w:color w:val="000000"/>
+          <w:shd w:val="clear" w:color="auto" w:fill="FFFFFF"/>
+        </w:rPr>
+        <w:t>Dear all</w:t>
+      </w:r>
+      <w:proofErr w:type="gramStart"/>
+      <w:r>
+        <w:rPr>
+          <w:rFonts w:ascii="Arial" w:hAnsi="Arial" w:cs="Arial"/>
+          <w:color w:val="000000"/>
+          <w:shd w:val="clear" w:color="auto" w:fill="FFFFFF"/>
+        </w:rPr>
+        <w:t>,</w:t>
+      </w:r>
+      <w:proofErr w:type="gramEnd"/>
+      <w:r>
+        <w:rPr>
+          <w:rFonts w:ascii="Arial" w:hAnsi="Arial" w:cs="Arial"/>
+          <w:color w:val="000000"/>
+          <w:shd w:val="clear" w:color="auto" w:fill="FFFFFF"/>
+        </w:rPr>
+        <w:br/>
+      </w:r>
+      <w:r>
+        <w:rPr>
+          <w:rFonts w:ascii="Arial" w:hAnsi="Arial" w:cs="Arial"/>
+          <w:color w:val="000000"/>
+          <w:shd w:val="clear" w:color="auto" w:fill="FFFFFF"/>
+        </w:rPr>
+        <w:br/>
+      </w:r>
+      <w:r>
+        <w:rPr>
+          <w:rStyle w:val="im"/>
+          <w:rFonts w:ascii="Arial" w:hAnsi="Arial" w:cs="Arial"/>
+          <w:color w:val="000000"/>
+          <w:shd w:val="clear" w:color="auto" w:fill="FFFFFF"/>
+        </w:rPr>
+        <w:t>I have read, understood and acknowledged the CheckUpp Confidentiality and Non-Disclosure obligations. I agree to maintain the confidentiality of all CheckUpp information, data, intellectual property, documents, source code, credentials and project materials. I will use this information solely for the authorised CheckUpp project and will not disclose, distribute, copy or reuse it outside the approved project scope.</w:t>
+      </w:r>
+    </w:p>
+    <w:p>
+      <w:pPr>
+        <w:shd w:val="clear" w:color="auto" w:fill="FFFFFF"/>
+        <w:rPr>
+          <w:rFonts w:ascii="Arial" w:hAnsi="Arial" w:cs="Arial"/>
+          <w:color w:val="222222"/>
+        </w:rPr>
+      </w:pPr>
+    </w:p>
+    <w:p>
+      <w:pPr>
+        <w:pStyle w:val="NormalWeb"/>
+        <w:shd w:val="clear" w:color="auto" w:fill="FFFFFF"/>
+        <w:spacing w:before="0" w:beforeAutospacing="0" w:after="120" w:afterAutospacing="0"/>
+        <w:rPr>
+          <w:rFonts w:ascii="Arial" w:hAnsi="Arial" w:cs="Arial"/>
+          <w:color w:val="222222"/>
+        </w:rPr>
+      </w:pPr>
+      <w:r>
+        <w:rPr>
+          <w:rFonts w:ascii="Oxygen" w:hAnsi="Oxygen" w:cs="Arial"/>
+          <w:color w:val="000000"/>
+        </w:rPr>
+        <w:t>Thanks and regards,</w:t>
+      </w:r>
+    </w:p>
+    <w:p>
+      <w:pPr>
+        <w:pStyle w:val="NormalWeb"/>
+        <w:shd w:val="clear" w:color="auto" w:fill="FFFFFF"/>
+        <w:spacing w:before="0" w:beforeAutospacing="0" w:after="120" w:afterAutospacing="0"/>
+        <w:rPr>
+          <w:rFonts w:ascii="Arial" w:hAnsi="Arial" w:cs="Arial"/>
+          <w:color w:val="222222"/>
+        </w:rPr>
+      </w:pPr>
+      <w:r>
+        <w:rPr>
+          <w:rFonts w:ascii="Oxygen" w:hAnsi="Oxygen" w:cs="Arial"/>
+          <w:b/>
+          <w:bCs/>
+          <w:color w:val="000000"/>
+          <w:sz w:val="27"/>
+          <w:szCs w:val="27"/>
+        </w:rPr>
+        <w:t>Sayan Basak </w:t>
+      </w:r>
+    </w:p>
+    <w:p>
+      <w:pPr>
+        <w:pStyle w:val="NormalWeb"/>
+        <w:shd w:val="clear" w:color="auto" w:fill="FFFFFF"/>
+        <w:spacing w:before="0" w:beforeAutospacing="0" w:after="120" w:afterAutospacing="0"/>
+        <w:rPr>
+          <w:rFonts w:ascii="Arial" w:hAnsi="Arial" w:cs="Arial"/>
+          <w:color w:val="222222"/>
+        </w:rPr>
+      </w:pPr>
+      <w:r>
+        <w:rPr>
+          <w:rFonts w:ascii="Oxygen" w:hAnsi="Oxygen" w:cs="Arial"/>
+          <w:b/>
+          <w:bCs/>
+          <w:color w:val="000000"/>
+        </w:rPr>
+        <w:t>CAIO, Anodiam</w:t>
+      </w:r>
+    </w:p>
+    <w:p>
+      <w:pPr>
+        <w:pStyle w:val="NormalWeb"/>
+        <w:shd w:val="clear" w:color="auto" w:fill="FFFFFF"/>
+        <w:spacing w:before="0" w:beforeAutospacing="0" w:after="120" w:afterAutospacing="0"/>
+        <w:rPr>
+          <w:rFonts w:ascii="Arial" w:hAnsi="Arial" w:cs="Arial"/>
+          <w:color w:val="222222"/>
+        </w:rPr>
+      </w:pPr>
+      <w:r>
+        <w:rPr>
+          <w:rFonts w:ascii="Oxygen" w:hAnsi="Oxygen" w:cs="Arial"/>
+          <w:b/>
+          <w:bCs/>
+          <w:color w:val="000000"/>
+        </w:rPr>
+        <w:t>+91 70035 97510</w:t>
+      </w:r>
     </w:p>
     <w:p>
       <w:bookmarkStart w:id="0" w:name="_GoBack"/>
@@ -1216,6 +2527,11 @@
       <w:u w:val="single"/>
     </w:rPr>
   </w:style>
+  <w:style w:type="character" w:customStyle="1" w:styleId="im">
+    <w:name w:val="im"/>
+    <w:basedOn w:val="DefaultParagraphFont"/>
+    <w:rsid w:val="009A3971"/>
+  </w:style>
 </w:styles>
 </file>
 

--- a/MoU_NDA_Legal/SignedNDACheckUpp.docx
+++ b/MoU_NDA_Legal/SignedNDACheckUpp.docx
@@ -30,16 +30,7 @@
           <w:sz w:val="238"/>
           <w:szCs w:val="238"/>
         </w:rPr>
-        <w:t>C</w:t>
-      </w:r>
-      <w:r>
-        <w:rPr>
-          <w:b/>
-          <w:smallCaps/>
-          <w:sz w:val="238"/>
-          <w:szCs w:val="238"/>
-        </w:rPr>
-        <w:t>heckUpp</w:t>
+        <w:t>CheckUpp</w:t>
       </w:r>
     </w:p>
     <w:p>
@@ -494,15 +485,7 @@
                 <w:color w:val="000000"/>
                 <w:lang w:eastAsia="en-AU"/>
               </w:rPr>
-              <w:t>07</w:t>
-            </w:r>
-            <w:r>
-              <w:rPr>
-                <w:rFonts w:ascii="Calibri Light" w:eastAsia="Times New Roman" w:hAnsi="Calibri Light" w:cs="Calibri Light"/>
-                <w:color w:val="000000"/>
-                <w:lang w:eastAsia="en-AU"/>
-              </w:rPr>
-              <w:t>/08</w:t>
+              <w:t>07/08</w:t>
             </w:r>
             <w:r>
               <w:rPr>
@@ -636,7 +619,6 @@
                 <w:lang w:eastAsia="en-AU"/>
               </w:rPr>
             </w:pPr>
-            <w:bookmarkStart w:id="0" w:name="_GoBack"/>
             <w:r>
               <w:rPr>
                 <w:rFonts w:ascii="Calibri Light" w:eastAsia="Times New Roman" w:hAnsi="Calibri Light" w:cs="Calibri Light"/>
@@ -654,7 +636,6 @@
               </w:rPr>
               <w:t>Uyirwoth</w:t>
             </w:r>
-            <w:bookmarkEnd w:id="0"/>
           </w:p>
         </w:tc>
         <w:tc>
@@ -2328,12 +2309,12 @@
         <w:pStyle w:val="Heading1"/>
         <w:jc w:val="both"/>
       </w:pPr>
-      <w:bookmarkStart w:id="1" w:name="_Toc236762049"/>
+      <w:bookmarkStart w:id="0" w:name="_Toc236762049"/>
       <w:r>
         <w:lastRenderedPageBreak/>
         <w:t>Confidentiality and Non-Disclosure Agreement</w:t>
       </w:r>
-      <w:bookmarkEnd w:id="1"/>
+      <w:bookmarkEnd w:id="0"/>
     </w:p>
     <w:p>
       <w:pPr>
@@ -3223,11 +3204,11 @@
                     <w:pStyle w:val="Heading1"/>
                     <w:jc w:val="both"/>
                   </w:pPr>
-                  <w:bookmarkStart w:id="2" w:name="_Toc236762051"/>
+                  <w:bookmarkStart w:id="1" w:name="_Toc236762051"/>
                   <w:r>
                     <w:t>Anirban Chakrabarty</w:t>
                   </w:r>
-                  <w:bookmarkEnd w:id="2"/>
+                  <w:bookmarkEnd w:id="1"/>
                 </w:p>
                 <w:p>
                   <w:pPr>
@@ -4327,7 +4308,7 @@
       <w:pPr>
         <w:jc w:val="both"/>
       </w:pPr>
-      <w:bookmarkStart w:id="3" w:name="_Toc236762052"/>
+      <w:bookmarkStart w:id="2" w:name="_Toc236762052"/>
       <w:r>
         <w:br w:type="page"/>
       </w:r>
@@ -4342,8 +4323,8 @@
         <w:tblLook w:val="04A0" w:firstRow="1" w:lastRow="0" w:firstColumn="1" w:lastColumn="0" w:noHBand="0" w:noVBand="1"/>
       </w:tblPr>
       <w:tblGrid>
-        <w:gridCol w:w="6877"/>
-        <w:gridCol w:w="2138"/>
+        <w:gridCol w:w="6878"/>
+        <w:gridCol w:w="2137"/>
         <w:gridCol w:w="6"/>
         <w:gridCol w:w="5"/>
       </w:tblGrid>
@@ -5957,8 +5938,8 @@
         <w:tblLook w:val="04A0" w:firstRow="1" w:lastRow="0" w:firstColumn="1" w:lastColumn="0" w:noHBand="0" w:noVBand="1"/>
       </w:tblPr>
       <w:tblGrid>
-        <w:gridCol w:w="7913"/>
-        <w:gridCol w:w="1102"/>
+        <w:gridCol w:w="7914"/>
+        <w:gridCol w:w="1101"/>
         <w:gridCol w:w="6"/>
         <w:gridCol w:w="5"/>
       </w:tblGrid>
@@ -6079,17 +6060,7 @@
                 <w:szCs w:val="24"/>
                 <w:lang w:eastAsia="en-AU"/>
               </w:rPr>
-              <w:t>1:22 </w:t>
-            </w:r>
-            <w:r>
-              <w:rPr>
-                <w:rFonts w:ascii="Helvetica" w:eastAsia="Times New Roman" w:hAnsi="Helvetica" w:cs="Helvetica"/>
-                <w:color w:val="5E5E5E"/>
-                <w:sz w:val="24"/>
-                <w:szCs w:val="24"/>
-                <w:lang w:eastAsia="en-AU"/>
-              </w:rPr>
-              <w:t xml:space="preserve">PM </w:t>
+              <w:t xml:space="preserve">1:22 PM </w:t>
             </w:r>
           </w:p>
         </w:tc>
@@ -6443,13 +6414,647 @@
         <w:pStyle w:val="Heading1"/>
         <w:jc w:val="both"/>
       </w:pPr>
-      <w:bookmarkStart w:id="4" w:name="_Toc236762058"/>
-      <w:bookmarkEnd w:id="3"/>
+      <w:bookmarkStart w:id="3" w:name="_Toc236762058"/>
+      <w:bookmarkEnd w:id="2"/>
       <w:r>
         <w:lastRenderedPageBreak/>
         <w:t>NDA Approval</w:t>
       </w:r>
+      <w:bookmarkStart w:id="4" w:name="_GoBack"/>
+      <w:bookmarkEnd w:id="3"/>
       <w:bookmarkEnd w:id="4"/>
+    </w:p>
+    <w:p>
+      <w:pPr>
+        <w:jc w:val="both"/>
+      </w:pPr>
+    </w:p>
+    <w:p>
+      <w:pPr>
+        <w:jc w:val="both"/>
+      </w:pPr>
+      <w:r>
+        <w:t xml:space="preserve">From Anirban Chakrabarty </w:t>
+      </w:r>
+      <w:proofErr w:type="gramStart"/>
+      <w:r>
+        <w:t>To</w:t>
+      </w:r>
+      <w:proofErr w:type="gramEnd"/>
+      <w:r>
+        <w:t xml:space="preserve"> Dr. Sheila Uyirwoth</w:t>
+      </w:r>
+    </w:p>
+    <w:p>
+      <w:pPr>
+        <w:jc w:val="both"/>
+      </w:pPr>
+    </w:p>
+    <w:tbl>
+      <w:tblPr>
+        <w:tblW w:w="9026" w:type="dxa"/>
+        <w:tblCellMar>
+          <w:left w:w="0" w:type="dxa"/>
+          <w:right w:w="0" w:type="dxa"/>
+        </w:tblCellMar>
+        <w:tblLook w:val="04A0" w:firstRow="1" w:lastRow="0" w:firstColumn="1" w:lastColumn="0" w:noHBand="0" w:noVBand="1"/>
+      </w:tblPr>
+      <w:tblGrid>
+        <w:gridCol w:w="6782"/>
+        <w:gridCol w:w="2233"/>
+        <w:gridCol w:w="6"/>
+        <w:gridCol w:w="5"/>
+      </w:tblGrid>
+      <w:tr>
+        <w:tc>
+          <w:tcPr>
+            <w:tcW w:w="5904" w:type="dxa"/>
+            <w:noWrap/>
+            <w:hideMark/>
+          </w:tcPr>
+          <w:tbl>
+            <w:tblPr>
+              <w:tblW w:w="6444" w:type="dxa"/>
+              <w:tblCellMar>
+                <w:left w:w="0" w:type="dxa"/>
+                <w:right w:w="0" w:type="dxa"/>
+              </w:tblCellMar>
+              <w:tblLook w:val="04A0" w:firstRow="1" w:lastRow="0" w:firstColumn="1" w:lastColumn="0" w:noHBand="0" w:noVBand="1"/>
+            </w:tblPr>
+            <w:tblGrid>
+              <w:gridCol w:w="6444"/>
+            </w:tblGrid>
+            <w:tr>
+              <w:tc>
+                <w:tcPr>
+                  <w:tcW w:w="0" w:type="auto"/>
+                  <w:vAlign w:val="center"/>
+                  <w:hideMark/>
+                </w:tcPr>
+                <w:p>
+                  <w:pPr>
+                    <w:pStyle w:val="Heading3"/>
+                    <w:spacing w:line="300" w:lineRule="atLeast"/>
+                    <w:rPr>
+                      <w:rFonts w:ascii="Helvetica" w:hAnsi="Helvetica"/>
+                      <w:color w:val="5F6368"/>
+                    </w:rPr>
+                  </w:pPr>
+                  <w:r>
+                    <w:rPr>
+                      <w:rStyle w:val="gd"/>
+                      <w:rFonts w:ascii="Helvetica" w:hAnsi="Helvetica"/>
+                      <w:color w:val="1F1F1F"/>
+                    </w:rPr>
+                    <w:t>Anirban Chakrabarty</w:t>
+                  </w:r>
+                  <w:r>
+                    <w:rPr>
+                      <w:rStyle w:val="qu"/>
+                      <w:rFonts w:ascii="Helvetica" w:hAnsi="Helvetica"/>
+                      <w:color w:val="5F6368"/>
+                    </w:rPr>
+                    <w:t> </w:t>
+                  </w:r>
+                  <w:r>
+                    <w:rPr>
+                      <w:rStyle w:val="go"/>
+                      <w:rFonts w:ascii="Helvetica" w:hAnsi="Helvetica"/>
+                      <w:color w:val="5E5E5E"/>
+                    </w:rPr>
+                    <w:t>&lt;anirban@anodiam.com&gt;</w:t>
+                  </w:r>
+                </w:p>
+              </w:tc>
+            </w:tr>
+          </w:tbl>
+          <w:p>
+            <w:pPr>
+              <w:spacing w:line="300" w:lineRule="atLeast"/>
+              <w:rPr>
+                <w:rFonts w:ascii="Helvetica" w:hAnsi="Helvetica"/>
+              </w:rPr>
+            </w:pPr>
+          </w:p>
+        </w:tc>
+        <w:tc>
+          <w:tcPr>
+            <w:tcW w:w="0" w:type="auto"/>
+            <w:noWrap/>
+            <w:hideMark/>
+          </w:tcPr>
+          <w:p>
+            <w:pPr>
+              <w:spacing w:line="240" w:lineRule="auto"/>
+              <w:jc w:val="right"/>
+              <w:rPr>
+                <w:rFonts w:ascii="Helvetica" w:hAnsi="Helvetica"/>
+                <w:color w:val="222222"/>
+                <w:sz w:val="24"/>
+                <w:szCs w:val="24"/>
+              </w:rPr>
+            </w:pPr>
+            <w:r>
+              <w:rPr>
+                <w:rFonts w:ascii="Helvetica" w:hAnsi="Helvetica"/>
+                <w:noProof/>
+                <w:color w:val="222222"/>
+                <w:lang w:eastAsia="en-AU"/>
+              </w:rPr>
+              <w:drawing>
+                <wp:inline distT="0" distB="0" distL="0" distR="0">
+                  <wp:extent cx="6985" cy="6985"/>
+                  <wp:effectExtent l="0" t="0" r="0" b="0"/>
+                  <wp:docPr id="3" name="Picture 3" descr="Attachments"/>
+                  <wp:cNvGraphicFramePr>
+                    <a:graphicFrameLocks xmlns:a="http://schemas.openxmlformats.org/drawingml/2006/main" noChangeAspect="1"/>
+                  </wp:cNvGraphicFramePr>
+                  <a:graphic xmlns:a="http://schemas.openxmlformats.org/drawingml/2006/main">
+                    <a:graphicData uri="http://schemas.openxmlformats.org/drawingml/2006/picture">
+                      <pic:pic xmlns:pic="http://schemas.openxmlformats.org/drawingml/2006/picture">
+                        <pic:nvPicPr>
+                          <pic:cNvPr id="0" name="Picture 1" descr="Attachments"/>
+                          <pic:cNvPicPr>
+                            <a:picLocks noChangeAspect="1" noChangeArrowheads="1"/>
+                          </pic:cNvPicPr>
+                        </pic:nvPicPr>
+                        <pic:blipFill>
+                          <a:blip r:embed="rId12">
+                            <a:extLst>
+                              <a:ext uri="{28A0092B-C50C-407E-A947-70E740481C1C}">
+                                <a14:useLocalDpi xmlns:a14="http://schemas.microsoft.com/office/drawing/2010/main" val="0"/>
+                              </a:ext>
+                            </a:extLst>
+                          </a:blip>
+                          <a:srcRect/>
+                          <a:stretch>
+                            <a:fillRect/>
+                          </a:stretch>
+                        </pic:blipFill>
+                        <pic:spPr bwMode="auto">
+                          <a:xfrm>
+                            <a:off x="0" y="0"/>
+                            <a:ext cx="6985" cy="6985"/>
+                          </a:xfrm>
+                          <a:prstGeom prst="rect">
+                            <a:avLst/>
+                          </a:prstGeom>
+                          <a:noFill/>
+                          <a:ln>
+                            <a:noFill/>
+                          </a:ln>
+                        </pic:spPr>
+                      </pic:pic>
+                    </a:graphicData>
+                  </a:graphic>
+                </wp:inline>
+              </w:drawing>
+            </w:r>
+            <w:r>
+              <w:rPr>
+                <w:rStyle w:val="g3"/>
+                <w:rFonts w:ascii="Helvetica" w:hAnsi="Helvetica"/>
+                <w:color w:val="5E5E5E"/>
+              </w:rPr>
+              <w:t>Aug 7, 2026, 1:44 </w:t>
+            </w:r>
+            <w:r>
+              <w:rPr>
+                <w:rStyle w:val="g3"/>
+                <w:rFonts w:ascii="Helvetica" w:hAnsi="Helvetica"/>
+                <w:color w:val="5E5E5E"/>
+              </w:rPr>
+              <w:t>PM</w:t>
+            </w:r>
+          </w:p>
+        </w:tc>
+        <w:tc>
+          <w:tcPr>
+            <w:tcW w:w="0" w:type="auto"/>
+            <w:noWrap/>
+            <w:hideMark/>
+          </w:tcPr>
+          <w:p>
+            <w:pPr>
+              <w:jc w:val="right"/>
+              <w:rPr>
+                <w:rFonts w:ascii="Helvetica" w:hAnsi="Helvetica"/>
+                <w:color w:val="222222"/>
+              </w:rPr>
+            </w:pPr>
+          </w:p>
+        </w:tc>
+        <w:tc>
+          <w:tcPr>
+            <w:tcW w:w="0" w:type="auto"/>
+            <w:vMerge w:val="restart"/>
+            <w:noWrap/>
+            <w:hideMark/>
+          </w:tcPr>
+          <w:p>
+            <w:pPr>
+              <w:jc w:val="right"/>
+              <w:rPr>
+                <w:sz w:val="20"/>
+                <w:szCs w:val="20"/>
+              </w:rPr>
+            </w:pPr>
+          </w:p>
+        </w:tc>
+      </w:tr>
+      <w:tr>
+        <w:tc>
+          <w:tcPr>
+            <w:tcW w:w="0" w:type="auto"/>
+            <w:gridSpan w:val="3"/>
+            <w:vAlign w:val="center"/>
+            <w:hideMark/>
+          </w:tcPr>
+          <w:tbl>
+            <w:tblPr>
+              <w:tblW w:w="11940" w:type="dxa"/>
+              <w:tblCellMar>
+                <w:left w:w="0" w:type="dxa"/>
+                <w:right w:w="0" w:type="dxa"/>
+              </w:tblCellMar>
+              <w:tblLook w:val="04A0" w:firstRow="1" w:lastRow="0" w:firstColumn="1" w:lastColumn="0" w:noHBand="0" w:noVBand="1"/>
+            </w:tblPr>
+            <w:tblGrid>
+              <w:gridCol w:w="11940"/>
+            </w:tblGrid>
+            <w:tr>
+              <w:tc>
+                <w:tcPr>
+                  <w:tcW w:w="0" w:type="auto"/>
+                  <w:noWrap/>
+                  <w:vAlign w:val="center"/>
+                  <w:hideMark/>
+                </w:tcPr>
+                <w:p>
+                  <w:pPr>
+                    <w:spacing w:line="300" w:lineRule="atLeast"/>
+                    <w:rPr>
+                      <w:sz w:val="24"/>
+                      <w:szCs w:val="24"/>
+                    </w:rPr>
+                  </w:pPr>
+                  <w:r>
+                    <w:rPr>
+                      <w:rStyle w:val="hb"/>
+                      <w:rFonts w:ascii="Helvetica" w:hAnsi="Helvetica"/>
+                      <w:color w:val="5E5E5E"/>
+                    </w:rPr>
+                    <w:t>to </w:t>
+                  </w:r>
+                  <w:proofErr w:type="spellStart"/>
+                  <w:r>
+                    <w:rPr>
+                      <w:rStyle w:val="g2"/>
+                      <w:rFonts w:ascii="Helvetica" w:hAnsi="Helvetica"/>
+                      <w:color w:val="1F1F1F"/>
+                    </w:rPr>
+                    <w:t>uyirwoth</w:t>
+                  </w:r>
+                  <w:proofErr w:type="spellEnd"/>
+                </w:p>
+                <w:p>
+                  <w:pPr>
+                    <w:spacing w:line="300" w:lineRule="atLeast"/>
+                    <w:textAlignment w:val="top"/>
+                  </w:pPr>
+                  <w:r>
+                    <w:rPr>
+                      <w:noProof/>
+                      <w:lang w:eastAsia="en-AU"/>
+                    </w:rPr>
+                    <w:drawing>
+                      <wp:inline distT="0" distB="0" distL="0" distR="0">
+                        <wp:extent cx="6985" cy="6985"/>
+                        <wp:effectExtent l="0" t="0" r="0" b="0"/>
+                        <wp:docPr id="2" name="Picture 2" descr="https://mail.google.com/mail/u/0/images/cleardot.gif"/>
+                        <wp:cNvGraphicFramePr>
+                          <a:graphicFrameLocks xmlns:a="http://schemas.openxmlformats.org/drawingml/2006/main" noChangeAspect="1"/>
+                        </wp:cNvGraphicFramePr>
+                        <a:graphic xmlns:a="http://schemas.openxmlformats.org/drawingml/2006/main">
+                          <a:graphicData uri="http://schemas.openxmlformats.org/drawingml/2006/picture">
+                            <pic:pic xmlns:pic="http://schemas.openxmlformats.org/drawingml/2006/picture">
+                              <pic:nvPicPr>
+                                <pic:cNvPr id="0" name="Picture 2" descr="https://mail.google.com/mail/u/0/images/cleardot.gif"/>
+                                <pic:cNvPicPr>
+                                  <a:picLocks noChangeAspect="1" noChangeArrowheads="1"/>
+                                </pic:cNvPicPr>
+                              </pic:nvPicPr>
+                              <pic:blipFill>
+                                <a:blip r:embed="rId12">
+                                  <a:extLst>
+                                    <a:ext uri="{28A0092B-C50C-407E-A947-70E740481C1C}">
+                                      <a14:useLocalDpi xmlns:a14="http://schemas.microsoft.com/office/drawing/2010/main" val="0"/>
+                                    </a:ext>
+                                  </a:extLst>
+                                </a:blip>
+                                <a:srcRect/>
+                                <a:stretch>
+                                  <a:fillRect/>
+                                </a:stretch>
+                              </pic:blipFill>
+                              <pic:spPr bwMode="auto">
+                                <a:xfrm>
+                                  <a:off x="0" y="0"/>
+                                  <a:ext cx="6985" cy="6985"/>
+                                </a:xfrm>
+                                <a:prstGeom prst="rect">
+                                  <a:avLst/>
+                                </a:prstGeom>
+                                <a:noFill/>
+                                <a:ln>
+                                  <a:noFill/>
+                                </a:ln>
+                              </pic:spPr>
+                            </pic:pic>
+                          </a:graphicData>
+                        </a:graphic>
+                      </wp:inline>
+                    </w:drawing>
+                  </w:r>
+                </w:p>
+              </w:tc>
+            </w:tr>
+          </w:tbl>
+          <w:p>
+            <w:pPr>
+              <w:spacing w:line="240" w:lineRule="auto"/>
+              <w:rPr>
+                <w:rFonts w:ascii="Helvetica" w:hAnsi="Helvetica"/>
+              </w:rPr>
+            </w:pPr>
+          </w:p>
+        </w:tc>
+        <w:tc>
+          <w:tcPr>
+            <w:tcW w:w="0" w:type="auto"/>
+            <w:vMerge/>
+            <w:vAlign w:val="center"/>
+            <w:hideMark/>
+          </w:tcPr>
+          <w:p>
+            <w:pPr>
+              <w:rPr>
+                <w:sz w:val="20"/>
+                <w:szCs w:val="20"/>
+              </w:rPr>
+            </w:pPr>
+          </w:p>
+        </w:tc>
+      </w:tr>
+    </w:tbl>
+    <w:p>
+      <w:pPr>
+        <w:shd w:val="clear" w:color="auto" w:fill="FFFFFF"/>
+        <w:rPr>
+          <w:rFonts w:ascii="Arial" w:hAnsi="Arial" w:cs="Arial"/>
+          <w:color w:val="222222"/>
+          <w:sz w:val="24"/>
+          <w:szCs w:val="24"/>
+        </w:rPr>
+      </w:pPr>
+      <w:r>
+        <w:rPr>
+          <w:rFonts w:ascii="Arial" w:hAnsi="Arial" w:cs="Arial"/>
+          <w:color w:val="222222"/>
+        </w:rPr>
+        <w:t>Dear Dr Sheila</w:t>
+      </w:r>
+    </w:p>
+    <w:p>
+      <w:pPr>
+        <w:shd w:val="clear" w:color="auto" w:fill="FFFFFF"/>
+        <w:rPr>
+          <w:rFonts w:ascii="Arial" w:hAnsi="Arial" w:cs="Arial"/>
+          <w:color w:val="222222"/>
+        </w:rPr>
+      </w:pPr>
+    </w:p>
+    <w:p>
+      <w:pPr>
+        <w:shd w:val="clear" w:color="auto" w:fill="FFFFFF"/>
+        <w:rPr>
+          <w:rFonts w:ascii="Arial" w:hAnsi="Arial" w:cs="Arial"/>
+          <w:color w:val="222222"/>
+        </w:rPr>
+      </w:pPr>
+      <w:r>
+        <w:rPr>
+          <w:rFonts w:ascii="Arial" w:hAnsi="Arial" w:cs="Arial"/>
+          <w:color w:val="222222"/>
+        </w:rPr>
+        <w:t>Kindly approve the attached signed Confidentiality &amp; NDA document.</w:t>
+      </w:r>
+    </w:p>
+    <w:p>
+      <w:pPr>
+        <w:shd w:val="clear" w:color="auto" w:fill="FFFFFF"/>
+        <w:rPr>
+          <w:rFonts w:ascii="Arial" w:hAnsi="Arial" w:cs="Arial"/>
+          <w:color w:val="222222"/>
+        </w:rPr>
+      </w:pPr>
+    </w:p>
+    <w:p>
+      <w:pPr>
+        <w:pStyle w:val="NormalWeb"/>
+        <w:shd w:val="clear" w:color="auto" w:fill="FFFFFF"/>
+        <w:spacing w:before="0" w:beforeAutospacing="0" w:after="120" w:afterAutospacing="0"/>
+        <w:rPr>
+          <w:rFonts w:ascii="Arial" w:hAnsi="Arial" w:cs="Arial"/>
+          <w:color w:val="222222"/>
+        </w:rPr>
+      </w:pPr>
+      <w:r>
+        <w:rPr>
+          <w:rFonts w:ascii="Verdana" w:hAnsi="Verdana" w:cs="Arial"/>
+          <w:color w:val="444444"/>
+        </w:rPr>
+        <w:t>Thanks and regards,</w:t>
+      </w:r>
+    </w:p>
+    <w:p>
+      <w:pPr>
+        <w:pStyle w:val="NormalWeb"/>
+        <w:shd w:val="clear" w:color="auto" w:fill="FFFFFF"/>
+        <w:spacing w:before="0" w:beforeAutospacing="0" w:after="120" w:afterAutospacing="0"/>
+        <w:rPr>
+          <w:rFonts w:ascii="Arial" w:hAnsi="Arial" w:cs="Arial"/>
+          <w:color w:val="222222"/>
+        </w:rPr>
+      </w:pPr>
+      <w:r>
+        <w:rPr>
+          <w:rFonts w:ascii="Verdana" w:hAnsi="Verdana" w:cs="Arial"/>
+          <w:b/>
+          <w:bCs/>
+          <w:color w:val="444444"/>
+        </w:rPr>
+        <w:t>Anirban Chakrabarty</w:t>
+      </w:r>
+      <w:r>
+        <w:rPr>
+          <w:rFonts w:ascii="Verdana" w:hAnsi="Verdana" w:cs="Arial"/>
+          <w:color w:val="444444"/>
+          <w:sz w:val="27"/>
+          <w:szCs w:val="27"/>
+        </w:rPr>
+        <w:t> </w:t>
+      </w:r>
+    </w:p>
+    <w:p>
+      <w:pPr>
+        <w:pStyle w:val="NormalWeb"/>
+        <w:shd w:val="clear" w:color="auto" w:fill="FFFFFF"/>
+        <w:spacing w:before="0" w:beforeAutospacing="0" w:after="120" w:afterAutospacing="0"/>
+        <w:rPr>
+          <w:rFonts w:ascii="Arial" w:hAnsi="Arial" w:cs="Arial"/>
+          <w:color w:val="222222"/>
+        </w:rPr>
+      </w:pPr>
+      <w:r>
+        <w:rPr>
+          <w:rFonts w:ascii="Verdana" w:hAnsi="Verdana" w:cs="Arial"/>
+          <w:color w:val="444444"/>
+        </w:rPr>
+        <w:t>Founder, </w:t>
+      </w:r>
+      <w:r>
+        <w:rPr>
+          <w:rFonts w:ascii="Verdana" w:hAnsi="Verdana" w:cs="Arial"/>
+          <w:b/>
+          <w:bCs/>
+          <w:color w:val="444444"/>
+        </w:rPr>
+        <w:t>Anodiam</w:t>
+      </w:r>
+    </w:p>
+    <w:p>
+      <w:pPr>
+        <w:pStyle w:val="NormalWeb"/>
+        <w:shd w:val="clear" w:color="auto" w:fill="FFFFFF"/>
+        <w:spacing w:before="0" w:beforeAutospacing="0" w:after="120" w:afterAutospacing="0"/>
+        <w:rPr>
+          <w:rFonts w:ascii="Arial" w:hAnsi="Arial" w:cs="Arial"/>
+          <w:color w:val="222222"/>
+        </w:rPr>
+      </w:pPr>
+      <w:r>
+        <w:rPr>
+          <w:rFonts w:ascii="Verdana" w:hAnsi="Verdana" w:cs="Arial"/>
+          <w:color w:val="444444"/>
+        </w:rPr>
+        <w:t>+61 470 142 229</w:t>
+      </w:r>
+    </w:p>
+    <w:p>
+      <w:pPr>
+        <w:pStyle w:val="NormalWeb"/>
+        <w:shd w:val="clear" w:color="auto" w:fill="FFFFFF"/>
+        <w:spacing w:before="0" w:beforeAutospacing="0" w:after="120" w:afterAutospacing="0" w:line="293" w:lineRule="atLeast"/>
+        <w:rPr>
+          <w:rFonts w:ascii="Arial" w:hAnsi="Arial" w:cs="Arial"/>
+          <w:color w:val="222222"/>
+        </w:rPr>
+      </w:pPr>
+      <w:r>
+        <w:rPr>
+          <w:rFonts w:ascii="Verdana" w:hAnsi="Verdana" w:cs="Arial"/>
+          <w:color w:val="444444"/>
+        </w:rPr>
+        <w:t>8/71 Wolseley St, Bexley, Au 2207</w:t>
+      </w:r>
+    </w:p>
+    <w:p>
+      <w:pPr>
+        <w:pStyle w:val="NormalWeb"/>
+        <w:shd w:val="clear" w:color="auto" w:fill="FFFFFF"/>
+        <w:spacing w:before="0" w:beforeAutospacing="0" w:after="120" w:afterAutospacing="0" w:line="293" w:lineRule="atLeast"/>
+        <w:rPr>
+          <w:rFonts w:ascii="Arial" w:hAnsi="Arial" w:cs="Arial"/>
+          <w:color w:val="222222"/>
+        </w:rPr>
+      </w:pPr>
+      <w:r>
+        <w:rPr>
+          <w:rFonts w:ascii="Arial" w:hAnsi="Arial" w:cs="Arial"/>
+          <w:noProof/>
+          <w:color w:val="222222"/>
+        </w:rPr>
+        <w:drawing>
+          <wp:inline distT="0" distB="0" distL="0" distR="0">
+            <wp:extent cx="1903730" cy="586740"/>
+            <wp:effectExtent l="0" t="0" r="0" b="0"/>
+            <wp:docPr id="1" name="Picture 1" descr="https://ci3.googleusercontent.com/mail-sig/AIorK4xalOM6RgwZ8M6ekq3bHbE157y_Kmj7iwkg6WrBebNo74ateueTLq4i05GAV-LcKXEcVSs2K_LLO70v"/>
+            <wp:cNvGraphicFramePr>
+              <a:graphicFrameLocks xmlns:a="http://schemas.openxmlformats.org/drawingml/2006/main" noChangeAspect="1"/>
+            </wp:cNvGraphicFramePr>
+            <a:graphic xmlns:a="http://schemas.openxmlformats.org/drawingml/2006/main">
+              <a:graphicData uri="http://schemas.openxmlformats.org/drawingml/2006/picture">
+                <pic:pic xmlns:pic="http://schemas.openxmlformats.org/drawingml/2006/picture">
+                  <pic:nvPicPr>
+                    <pic:cNvPr id="0" name="Picture 3" descr="https://ci3.googleusercontent.com/mail-sig/AIorK4xalOM6RgwZ8M6ekq3bHbE157y_Kmj7iwkg6WrBebNo74ateueTLq4i05GAV-LcKXEcVSs2K_LLO70v"/>
+                    <pic:cNvPicPr>
+                      <a:picLocks noChangeAspect="1" noChangeArrowheads="1"/>
+                    </pic:cNvPicPr>
+                  </pic:nvPicPr>
+                  <pic:blipFill>
+                    <a:blip r:embed="rId24" cstate="print">
+                      <a:extLst>
+                        <a:ext uri="{28A0092B-C50C-407E-A947-70E740481C1C}">
+                          <a14:useLocalDpi xmlns:a14="http://schemas.microsoft.com/office/drawing/2010/main" val="0"/>
+                        </a:ext>
+                      </a:extLst>
+                    </a:blip>
+                    <a:srcRect/>
+                    <a:stretch>
+                      <a:fillRect/>
+                    </a:stretch>
+                  </pic:blipFill>
+                  <pic:spPr bwMode="auto">
+                    <a:xfrm>
+                      <a:off x="0" y="0"/>
+                      <a:ext cx="1903730" cy="586740"/>
+                    </a:xfrm>
+                    <a:prstGeom prst="rect">
+                      <a:avLst/>
+                    </a:prstGeom>
+                    <a:noFill/>
+                    <a:ln>
+                      <a:noFill/>
+                    </a:ln>
+                  </pic:spPr>
+                </pic:pic>
+              </a:graphicData>
+            </a:graphic>
+          </wp:inline>
+        </w:drawing>
+      </w:r>
+    </w:p>
+    <w:p>
+      <w:pPr>
+        <w:pStyle w:val="NormalWeb"/>
+        <w:shd w:val="clear" w:color="auto" w:fill="FFFFFF"/>
+        <w:spacing w:before="0" w:beforeAutospacing="0" w:after="120" w:afterAutospacing="0" w:line="293" w:lineRule="atLeast"/>
+        <w:rPr>
+          <w:rFonts w:ascii="Arial" w:hAnsi="Arial" w:cs="Arial"/>
+          <w:color w:val="222222"/>
+        </w:rPr>
+      </w:pPr>
+      <w:hyperlink r:id="rId25" w:tgtFrame="_blank" w:history="1">
+        <w:r>
+          <w:rPr>
+            <w:rStyle w:val="Hyperlink"/>
+            <w:rFonts w:ascii="Arial" w:hAnsi="Arial" w:cs="Arial"/>
+            <w:color w:val="1155CC"/>
+          </w:rPr>
+          <w:t>www.anodiam.com</w:t>
+        </w:r>
+      </w:hyperlink>
     </w:p>
     <w:p>
       <w:pPr>

--- a/MoU_NDA_Legal/SignedNDACheckUpp.docx
+++ b/MoU_NDA_Legal/SignedNDACheckUpp.docx
@@ -661,6 +661,16 @@
                 <w:lang w:eastAsia="en-AU"/>
               </w:rPr>
             </w:pPr>
+            <w:r>
+              <w:rPr>
+                <w:rFonts w:ascii="Calibri Light" w:eastAsia="Times New Roman" w:hAnsi="Calibri Light" w:cs="Calibri Light"/>
+                <w:color w:val="000000"/>
+                <w:lang w:eastAsia="en-AU"/>
+              </w:rPr>
+              <w:t>12/08/2026</w:t>
+            </w:r>
+            <w:bookmarkStart w:id="0" w:name="_GoBack"/>
+            <w:bookmarkEnd w:id="0"/>
           </w:p>
         </w:tc>
         <w:tc>
@@ -2309,12 +2319,12 @@
         <w:pStyle w:val="Heading1"/>
         <w:jc w:val="both"/>
       </w:pPr>
-      <w:bookmarkStart w:id="0" w:name="_Toc236762049"/>
+      <w:bookmarkStart w:id="1" w:name="_Toc236762049"/>
       <w:r>
         <w:lastRenderedPageBreak/>
         <w:t>Confidentiality and Non-Disclosure Agreement</w:t>
       </w:r>
-      <w:bookmarkEnd w:id="0"/>
+      <w:bookmarkEnd w:id="1"/>
     </w:p>
     <w:p>
       <w:pPr>
@@ -3204,11 +3214,11 @@
                     <w:pStyle w:val="Heading1"/>
                     <w:jc w:val="both"/>
                   </w:pPr>
-                  <w:bookmarkStart w:id="1" w:name="_Toc236762051"/>
+                  <w:bookmarkStart w:id="2" w:name="_Toc236762051"/>
                   <w:r>
                     <w:t>Anirban Chakrabarty</w:t>
                   </w:r>
-                  <w:bookmarkEnd w:id="1"/>
+                  <w:bookmarkEnd w:id="2"/>
                 </w:p>
                 <w:p>
                   <w:pPr>
@@ -4308,7 +4318,7 @@
       <w:pPr>
         <w:jc w:val="both"/>
       </w:pPr>
-      <w:bookmarkStart w:id="2" w:name="_Toc236762052"/>
+      <w:bookmarkStart w:id="3" w:name="_Toc236762052"/>
       <w:r>
         <w:br w:type="page"/>
       </w:r>
@@ -4323,8 +4333,8 @@
         <w:tblLook w:val="04A0" w:firstRow="1" w:lastRow="0" w:firstColumn="1" w:lastColumn="0" w:noHBand="0" w:noVBand="1"/>
       </w:tblPr>
       <w:tblGrid>
-        <w:gridCol w:w="6878"/>
-        <w:gridCol w:w="2137"/>
+        <w:gridCol w:w="6877"/>
+        <w:gridCol w:w="2138"/>
         <w:gridCol w:w="6"/>
         <w:gridCol w:w="5"/>
       </w:tblGrid>
@@ -6414,14 +6424,12 @@
         <w:pStyle w:val="Heading1"/>
         <w:jc w:val="both"/>
       </w:pPr>
-      <w:bookmarkStart w:id="3" w:name="_Toc236762058"/>
-      <w:bookmarkEnd w:id="2"/>
+      <w:bookmarkStart w:id="4" w:name="_Toc236762058"/>
+      <w:bookmarkEnd w:id="3"/>
       <w:r>
         <w:lastRenderedPageBreak/>
         <w:t>NDA Approval</w:t>
       </w:r>
-      <w:bookmarkStart w:id="4" w:name="_GoBack"/>
-      <w:bookmarkEnd w:id="3"/>
       <w:bookmarkEnd w:id="4"/>
     </w:p>
     <w:p>
@@ -6460,8 +6468,8 @@
         <w:tblLook w:val="04A0" w:firstRow="1" w:lastRow="0" w:firstColumn="1" w:lastColumn="0" w:noHBand="0" w:noVBand="1"/>
       </w:tblPr>
       <w:tblGrid>
-        <w:gridCol w:w="6782"/>
-        <w:gridCol w:w="2233"/>
+        <w:gridCol w:w="6781"/>
+        <w:gridCol w:w="2234"/>
         <w:gridCol w:w="6"/>
         <w:gridCol w:w="5"/>
       </w:tblGrid>
@@ -6616,15 +6624,7 @@
                 <w:rFonts w:ascii="Helvetica" w:hAnsi="Helvetica"/>
                 <w:color w:val="5E5E5E"/>
               </w:rPr>
-              <w:t>Aug 7, 2026, 1:44 </w:t>
-            </w:r>
-            <w:r>
-              <w:rPr>
-                <w:rStyle w:val="g3"/>
-                <w:rFonts w:ascii="Helvetica" w:hAnsi="Helvetica"/>
-                <w:color w:val="5E5E5E"/>
-              </w:rPr>
-              <w:t>PM</w:t>
+              <w:t>Aug 7, 2026, 1:44 PM</w:t>
             </w:r>
           </w:p>
         </w:tc>
@@ -7041,8 +7041,9 @@
         <w:shd w:val="clear" w:color="auto" w:fill="FFFFFF"/>
         <w:spacing w:before="0" w:beforeAutospacing="0" w:after="120" w:afterAutospacing="0" w:line="293" w:lineRule="atLeast"/>
         <w:rPr>
+          <w:rStyle w:val="Hyperlink"/>
           <w:rFonts w:ascii="Arial" w:hAnsi="Arial" w:cs="Arial"/>
-          <w:color w:val="222222"/>
+          <w:color w:val="1155CC"/>
         </w:rPr>
       </w:pPr>
       <w:hyperlink r:id="rId25" w:tgtFrame="_blank" w:history="1">
@@ -7058,8 +7059,2020 @@
     </w:p>
     <w:p>
       <w:pPr>
-        <w:jc w:val="both"/>
-      </w:pPr>
+        <w:pStyle w:val="NormalWeb"/>
+        <w:shd w:val="clear" w:color="auto" w:fill="FFFFFF"/>
+        <w:spacing w:before="0" w:beforeAutospacing="0" w:after="120" w:afterAutospacing="0" w:line="293" w:lineRule="atLeast"/>
+        <w:rPr>
+          <w:rStyle w:val="Hyperlink"/>
+          <w:rFonts w:ascii="Arial" w:hAnsi="Arial" w:cs="Arial"/>
+          <w:color w:val="1155CC"/>
+        </w:rPr>
+      </w:pPr>
+    </w:p>
+    <w:p>
+      <w:pPr>
+        <w:pStyle w:val="NormalWeb"/>
+        <w:pBdr>
+          <w:bottom w:val="single" w:sz="6" w:space="1" w:color="auto"/>
+        </w:pBdr>
+        <w:spacing w:before="0" w:beforeAutospacing="0" w:after="120" w:afterAutospacing="0" w:line="293" w:lineRule="atLeast"/>
+        <w:rPr>
+          <w:rFonts w:ascii="Arial" w:hAnsi="Arial" w:cs="Arial"/>
+          <w:color w:val="222222"/>
+        </w:rPr>
+      </w:pPr>
+    </w:p>
+    <w:p>
+      <w:pPr>
+        <w:spacing w:line="300" w:lineRule="atLeast"/>
+        <w:rPr>
+          <w:rStyle w:val="avw"/>
+          <w:rFonts w:ascii="Helvetica" w:hAnsi="Helvetica" w:cs="Helvetica"/>
+          <w:b/>
+          <w:bCs/>
+          <w:sz w:val="27"/>
+          <w:szCs w:val="27"/>
+        </w:rPr>
+      </w:pPr>
+    </w:p>
+    <w:tbl>
+      <w:tblPr>
+        <w:tblW w:w="9026" w:type="dxa"/>
+        <w:tblCellMar>
+          <w:left w:w="0" w:type="dxa"/>
+          <w:right w:w="0" w:type="dxa"/>
+        </w:tblCellMar>
+        <w:tblLook w:val="04A0" w:firstRow="1" w:lastRow="0" w:firstColumn="1" w:lastColumn="0" w:noHBand="0" w:noVBand="1"/>
+      </w:tblPr>
+      <w:tblGrid>
+        <w:gridCol w:w="5728"/>
+        <w:gridCol w:w="3288"/>
+        <w:gridCol w:w="5"/>
+        <w:gridCol w:w="5"/>
+      </w:tblGrid>
+      <w:tr>
+        <w:tc>
+          <w:tcPr>
+            <w:tcW w:w="5733" w:type="dxa"/>
+            <w:noWrap/>
+            <w:hideMark/>
+          </w:tcPr>
+          <w:tbl>
+            <w:tblPr>
+              <w:tblW w:w="6318" w:type="dxa"/>
+              <w:tblCellMar>
+                <w:left w:w="0" w:type="dxa"/>
+                <w:right w:w="0" w:type="dxa"/>
+              </w:tblCellMar>
+              <w:tblLook w:val="04A0" w:firstRow="1" w:lastRow="0" w:firstColumn="1" w:lastColumn="0" w:noHBand="0" w:noVBand="1"/>
+            </w:tblPr>
+            <w:tblGrid>
+              <w:gridCol w:w="6318"/>
+            </w:tblGrid>
+            <w:tr>
+              <w:tc>
+                <w:tcPr>
+                  <w:tcW w:w="0" w:type="auto"/>
+                  <w:vAlign w:val="center"/>
+                  <w:hideMark/>
+                </w:tcPr>
+                <w:p>
+                  <w:pPr>
+                    <w:pStyle w:val="Heading3"/>
+                    <w:spacing w:line="300" w:lineRule="atLeast"/>
+                    <w:rPr>
+                      <w:rFonts w:ascii="Helvetica" w:hAnsi="Helvetica" w:cs="Helvetica"/>
+                      <w:color w:val="5F6368"/>
+                    </w:rPr>
+                  </w:pPr>
+                  <w:r>
+                    <w:rPr>
+                      <w:rStyle w:val="gd"/>
+                      <w:rFonts w:ascii="Helvetica" w:eastAsiaTheme="majorEastAsia" w:hAnsi="Helvetica" w:cs="Helvetica"/>
+                      <w:color w:val="1F1F1F"/>
+                    </w:rPr>
+                    <w:t>Anirban Chakrabarty</w:t>
+                  </w:r>
+                  <w:r>
+                    <w:rPr>
+                      <w:rStyle w:val="qu"/>
+                      <w:rFonts w:ascii="Helvetica" w:hAnsi="Helvetica" w:cs="Helvetica"/>
+                      <w:color w:val="5F6368"/>
+                    </w:rPr>
+                    <w:t> </w:t>
+                  </w:r>
+                  <w:r>
+                    <w:rPr>
+                      <w:rStyle w:val="go"/>
+                      <w:rFonts w:ascii="Helvetica" w:hAnsi="Helvetica" w:cs="Helvetica"/>
+                      <w:color w:val="5E5E5E"/>
+                    </w:rPr>
+                    <w:t>&lt;anirban@anodiam.com&gt;</w:t>
+                  </w:r>
+                </w:p>
+              </w:tc>
+            </w:tr>
+          </w:tbl>
+          <w:p>
+            <w:pPr>
+              <w:spacing w:line="300" w:lineRule="atLeast"/>
+              <w:rPr>
+                <w:rFonts w:ascii="Helvetica" w:hAnsi="Helvetica" w:cs="Helvetica"/>
+              </w:rPr>
+            </w:pPr>
+          </w:p>
+        </w:tc>
+        <w:tc>
+          <w:tcPr>
+            <w:tcW w:w="0" w:type="auto"/>
+            <w:noWrap/>
+            <w:hideMark/>
+          </w:tcPr>
+          <w:p>
+            <w:pPr>
+              <w:spacing w:line="240" w:lineRule="auto"/>
+              <w:jc w:val="right"/>
+              <w:rPr>
+                <w:rFonts w:ascii="Helvetica" w:hAnsi="Helvetica" w:cs="Helvetica"/>
+                <w:color w:val="222222"/>
+                <w:sz w:val="24"/>
+                <w:szCs w:val="24"/>
+              </w:rPr>
+            </w:pPr>
+            <w:r>
+              <w:rPr>
+                <w:rFonts w:ascii="Helvetica" w:hAnsi="Helvetica" w:cs="Helvetica"/>
+                <w:noProof/>
+                <w:color w:val="222222"/>
+                <w:lang w:eastAsia="en-AU"/>
+              </w:rPr>
+              <w:drawing>
+                <wp:inline distT="0" distB="0" distL="0" distR="0">
+                  <wp:extent cx="6985" cy="6985"/>
+                  <wp:effectExtent l="0" t="0" r="0" b="0"/>
+                  <wp:docPr id="14" name="Picture 14" descr="Attachments"/>
+                  <wp:cNvGraphicFramePr>
+                    <a:graphicFrameLocks xmlns:a="http://schemas.openxmlformats.org/drawingml/2006/main" noChangeAspect="1"/>
+                  </wp:cNvGraphicFramePr>
+                  <a:graphic xmlns:a="http://schemas.openxmlformats.org/drawingml/2006/main">
+                    <a:graphicData uri="http://schemas.openxmlformats.org/drawingml/2006/picture">
+                      <pic:pic xmlns:pic="http://schemas.openxmlformats.org/drawingml/2006/picture">
+                        <pic:nvPicPr>
+                          <pic:cNvPr id="0" name="Picture 3" descr="Attachments"/>
+                          <pic:cNvPicPr>
+                            <a:picLocks noChangeAspect="1" noChangeArrowheads="1"/>
+                          </pic:cNvPicPr>
+                        </pic:nvPicPr>
+                        <pic:blipFill>
+                          <a:blip r:embed="rId12">
+                            <a:extLst>
+                              <a:ext uri="{28A0092B-C50C-407E-A947-70E740481C1C}">
+                                <a14:useLocalDpi xmlns:a14="http://schemas.microsoft.com/office/drawing/2010/main" val="0"/>
+                              </a:ext>
+                            </a:extLst>
+                          </a:blip>
+                          <a:srcRect/>
+                          <a:stretch>
+                            <a:fillRect/>
+                          </a:stretch>
+                        </pic:blipFill>
+                        <pic:spPr bwMode="auto">
+                          <a:xfrm>
+                            <a:off x="0" y="0"/>
+                            <a:ext cx="6985" cy="6985"/>
+                          </a:xfrm>
+                          <a:prstGeom prst="rect">
+                            <a:avLst/>
+                          </a:prstGeom>
+                          <a:noFill/>
+                          <a:ln>
+                            <a:noFill/>
+                          </a:ln>
+                        </pic:spPr>
+                      </pic:pic>
+                    </a:graphicData>
+                  </a:graphic>
+                </wp:inline>
+              </w:drawing>
+            </w:r>
+            <w:r>
+              <w:rPr>
+                <w:rStyle w:val="g3"/>
+                <w:rFonts w:ascii="Helvetica" w:hAnsi="Helvetica" w:cs="Helvetica"/>
+                <w:color w:val="5E5E5E"/>
+              </w:rPr>
+              <w:t>Tue, Aug 11, 9:39 PM (13 hours ago)</w:t>
+            </w:r>
+          </w:p>
+        </w:tc>
+        <w:tc>
+          <w:tcPr>
+            <w:tcW w:w="0" w:type="auto"/>
+            <w:noWrap/>
+            <w:hideMark/>
+          </w:tcPr>
+          <w:p>
+            <w:pPr>
+              <w:jc w:val="right"/>
+              <w:rPr>
+                <w:rFonts w:ascii="Helvetica" w:hAnsi="Helvetica" w:cs="Helvetica"/>
+                <w:color w:val="222222"/>
+              </w:rPr>
+            </w:pPr>
+          </w:p>
+        </w:tc>
+        <w:tc>
+          <w:tcPr>
+            <w:tcW w:w="0" w:type="auto"/>
+            <w:vMerge w:val="restart"/>
+            <w:noWrap/>
+            <w:hideMark/>
+          </w:tcPr>
+          <w:p>
+            <w:pPr>
+              <w:jc w:val="right"/>
+              <w:rPr>
+                <w:sz w:val="20"/>
+                <w:szCs w:val="20"/>
+              </w:rPr>
+            </w:pPr>
+          </w:p>
+        </w:tc>
+      </w:tr>
+      <w:tr>
+        <w:tc>
+          <w:tcPr>
+            <w:tcW w:w="0" w:type="auto"/>
+            <w:gridSpan w:val="3"/>
+            <w:vAlign w:val="center"/>
+            <w:hideMark/>
+          </w:tcPr>
+          <w:tbl>
+            <w:tblPr>
+              <w:tblW w:w="11940" w:type="dxa"/>
+              <w:tblCellMar>
+                <w:left w:w="0" w:type="dxa"/>
+                <w:right w:w="0" w:type="dxa"/>
+              </w:tblCellMar>
+              <w:tblLook w:val="04A0" w:firstRow="1" w:lastRow="0" w:firstColumn="1" w:lastColumn="0" w:noHBand="0" w:noVBand="1"/>
+            </w:tblPr>
+            <w:tblGrid>
+              <w:gridCol w:w="11940"/>
+            </w:tblGrid>
+            <w:tr>
+              <w:tc>
+                <w:tcPr>
+                  <w:tcW w:w="0" w:type="auto"/>
+                  <w:noWrap/>
+                  <w:vAlign w:val="center"/>
+                  <w:hideMark/>
+                </w:tcPr>
+                <w:p>
+                  <w:pPr>
+                    <w:spacing w:line="300" w:lineRule="atLeast"/>
+                    <w:rPr>
+                      <w:sz w:val="24"/>
+                      <w:szCs w:val="24"/>
+                    </w:rPr>
+                  </w:pPr>
+                  <w:r>
+                    <w:rPr>
+                      <w:rStyle w:val="hb"/>
+                      <w:rFonts w:ascii="Helvetica" w:hAnsi="Helvetica" w:cs="Helvetica"/>
+                      <w:color w:val="5E5E5E"/>
+                    </w:rPr>
+                    <w:t>to </w:t>
+                  </w:r>
+                  <w:proofErr w:type="spellStart"/>
+                  <w:r>
+                    <w:rPr>
+                      <w:rStyle w:val="g2"/>
+                      <w:rFonts w:ascii="Helvetica" w:hAnsi="Helvetica" w:cs="Helvetica"/>
+                      <w:color w:val="1F1F1F"/>
+                    </w:rPr>
+                    <w:t>uyirwoth</w:t>
+                  </w:r>
+                  <w:proofErr w:type="spellEnd"/>
+                </w:p>
+                <w:p>
+                  <w:pPr>
+                    <w:spacing w:line="300" w:lineRule="atLeast"/>
+                    <w:textAlignment w:val="top"/>
+                  </w:pPr>
+                  <w:r>
+                    <w:rPr>
+                      <w:noProof/>
+                      <w:lang w:eastAsia="en-AU"/>
+                    </w:rPr>
+                    <w:drawing>
+                      <wp:inline distT="0" distB="0" distL="0" distR="0">
+                        <wp:extent cx="6985" cy="6985"/>
+                        <wp:effectExtent l="0" t="0" r="0" b="0"/>
+                        <wp:docPr id="12" name="Picture 12" descr="https://mail.google.com/mail/u/0/images/cleardot.gif"/>
+                        <wp:cNvGraphicFramePr>
+                          <a:graphicFrameLocks xmlns:a="http://schemas.openxmlformats.org/drawingml/2006/main" noChangeAspect="1"/>
+                        </wp:cNvGraphicFramePr>
+                        <a:graphic xmlns:a="http://schemas.openxmlformats.org/drawingml/2006/main">
+                          <a:graphicData uri="http://schemas.openxmlformats.org/drawingml/2006/picture">
+                            <pic:pic xmlns:pic="http://schemas.openxmlformats.org/drawingml/2006/picture">
+                              <pic:nvPicPr>
+                                <pic:cNvPr id="0" name="Picture 4" descr="https://mail.google.com/mail/u/0/images/cleardot.gif"/>
+                                <pic:cNvPicPr>
+                                  <a:picLocks noChangeAspect="1" noChangeArrowheads="1"/>
+                                </pic:cNvPicPr>
+                              </pic:nvPicPr>
+                              <pic:blipFill>
+                                <a:blip r:embed="rId12">
+                                  <a:extLst>
+                                    <a:ext uri="{28A0092B-C50C-407E-A947-70E740481C1C}">
+                                      <a14:useLocalDpi xmlns:a14="http://schemas.microsoft.com/office/drawing/2010/main" val="0"/>
+                                    </a:ext>
+                                  </a:extLst>
+                                </a:blip>
+                                <a:srcRect/>
+                                <a:stretch>
+                                  <a:fillRect/>
+                                </a:stretch>
+                              </pic:blipFill>
+                              <pic:spPr bwMode="auto">
+                                <a:xfrm>
+                                  <a:off x="0" y="0"/>
+                                  <a:ext cx="6985" cy="6985"/>
+                                </a:xfrm>
+                                <a:prstGeom prst="rect">
+                                  <a:avLst/>
+                                </a:prstGeom>
+                                <a:noFill/>
+                                <a:ln>
+                                  <a:noFill/>
+                                </a:ln>
+                              </pic:spPr>
+                            </pic:pic>
+                          </a:graphicData>
+                        </a:graphic>
+                      </wp:inline>
+                    </w:drawing>
+                  </w:r>
+                </w:p>
+              </w:tc>
+            </w:tr>
+          </w:tbl>
+          <w:p>
+            <w:pPr>
+              <w:spacing w:line="240" w:lineRule="auto"/>
+              <w:rPr>
+                <w:rFonts w:ascii="Helvetica" w:hAnsi="Helvetica" w:cs="Helvetica"/>
+              </w:rPr>
+            </w:pPr>
+          </w:p>
+        </w:tc>
+        <w:tc>
+          <w:tcPr>
+            <w:tcW w:w="0" w:type="auto"/>
+            <w:vMerge/>
+            <w:vAlign w:val="center"/>
+            <w:hideMark/>
+          </w:tcPr>
+          <w:p>
+            <w:pPr>
+              <w:rPr>
+                <w:sz w:val="20"/>
+                <w:szCs w:val="20"/>
+              </w:rPr>
+            </w:pPr>
+          </w:p>
+        </w:tc>
+      </w:tr>
+    </w:tbl>
+    <w:p>
+      <w:pPr>
+        <w:rPr>
+          <w:rFonts w:ascii="Arial" w:hAnsi="Arial" w:cs="Arial"/>
+          <w:color w:val="222222"/>
+          <w:sz w:val="24"/>
+          <w:szCs w:val="24"/>
+        </w:rPr>
+      </w:pPr>
+      <w:r>
+        <w:rPr>
+          <w:rFonts w:ascii="Arial" w:hAnsi="Arial" w:cs="Arial"/>
+          <w:color w:val="222222"/>
+        </w:rPr>
+        <w:t>Polite reminder please. Seeking your kind approval on the NDA signed in by team members.</w:t>
+      </w:r>
+    </w:p>
+    <w:p>
+      <w:pPr>
+        <w:rPr>
+          <w:rFonts w:ascii="Arial" w:hAnsi="Arial" w:cs="Arial"/>
+          <w:color w:val="222222"/>
+        </w:rPr>
+      </w:pPr>
+    </w:p>
+    <w:p>
+      <w:pPr>
+        <w:pStyle w:val="NormalWeb"/>
+        <w:spacing w:before="0" w:beforeAutospacing="0" w:after="120" w:afterAutospacing="0"/>
+        <w:rPr>
+          <w:rFonts w:ascii="Arial" w:hAnsi="Arial" w:cs="Arial"/>
+          <w:color w:val="222222"/>
+        </w:rPr>
+      </w:pPr>
+      <w:r>
+        <w:rPr>
+          <w:rFonts w:ascii="Verdana" w:hAnsi="Verdana" w:cs="Arial"/>
+          <w:color w:val="444444"/>
+        </w:rPr>
+        <w:t>Thanks and regards,</w:t>
+      </w:r>
+    </w:p>
+    <w:p>
+      <w:pPr>
+        <w:pStyle w:val="NormalWeb"/>
+        <w:spacing w:before="0" w:beforeAutospacing="0" w:after="120" w:afterAutospacing="0"/>
+        <w:rPr>
+          <w:rFonts w:ascii="Arial" w:hAnsi="Arial" w:cs="Arial"/>
+          <w:color w:val="222222"/>
+        </w:rPr>
+      </w:pPr>
+      <w:r>
+        <w:rPr>
+          <w:rFonts w:ascii="Verdana" w:hAnsi="Verdana" w:cs="Arial"/>
+          <w:b/>
+          <w:bCs/>
+          <w:color w:val="444444"/>
+        </w:rPr>
+        <w:t>Anirban Chakrabarty</w:t>
+      </w:r>
+      <w:r>
+        <w:rPr>
+          <w:rFonts w:ascii="Verdana" w:hAnsi="Verdana" w:cs="Arial"/>
+          <w:color w:val="444444"/>
+          <w:sz w:val="27"/>
+          <w:szCs w:val="27"/>
+        </w:rPr>
+        <w:t> </w:t>
+      </w:r>
+    </w:p>
+    <w:p>
+      <w:pPr>
+        <w:pStyle w:val="NormalWeb"/>
+        <w:spacing w:before="0" w:beforeAutospacing="0" w:after="120" w:afterAutospacing="0"/>
+        <w:rPr>
+          <w:rFonts w:ascii="Arial" w:hAnsi="Arial" w:cs="Arial"/>
+          <w:color w:val="222222"/>
+        </w:rPr>
+      </w:pPr>
+      <w:r>
+        <w:rPr>
+          <w:rFonts w:ascii="Verdana" w:hAnsi="Verdana" w:cs="Arial"/>
+          <w:color w:val="444444"/>
+        </w:rPr>
+        <w:t>Founder, </w:t>
+      </w:r>
+      <w:r>
+        <w:rPr>
+          <w:rFonts w:ascii="Verdana" w:hAnsi="Verdana" w:cs="Arial"/>
+          <w:b/>
+          <w:bCs/>
+          <w:color w:val="444444"/>
+        </w:rPr>
+        <w:t>Anodiam</w:t>
+      </w:r>
+    </w:p>
+    <w:p>
+      <w:pPr>
+        <w:pStyle w:val="NormalWeb"/>
+        <w:spacing w:before="0" w:beforeAutospacing="0" w:after="120" w:afterAutospacing="0"/>
+        <w:rPr>
+          <w:rFonts w:ascii="Arial" w:hAnsi="Arial" w:cs="Arial"/>
+          <w:color w:val="222222"/>
+        </w:rPr>
+      </w:pPr>
+      <w:r>
+        <w:rPr>
+          <w:rFonts w:ascii="Verdana" w:hAnsi="Verdana" w:cs="Arial"/>
+          <w:color w:val="444444"/>
+        </w:rPr>
+        <w:t>+61 470 142 229</w:t>
+      </w:r>
+    </w:p>
+    <w:p>
+      <w:pPr>
+        <w:pStyle w:val="NormalWeb"/>
+        <w:spacing w:before="0" w:beforeAutospacing="0" w:after="120" w:afterAutospacing="0" w:line="293" w:lineRule="atLeast"/>
+        <w:rPr>
+          <w:rFonts w:ascii="Arial" w:hAnsi="Arial" w:cs="Arial"/>
+          <w:color w:val="222222"/>
+        </w:rPr>
+      </w:pPr>
+      <w:r>
+        <w:rPr>
+          <w:rFonts w:ascii="Verdana" w:hAnsi="Verdana" w:cs="Arial"/>
+          <w:color w:val="444444"/>
+        </w:rPr>
+        <w:lastRenderedPageBreak/>
+        <w:t>8/71 Wolseley St, Bexley, Au 2207</w:t>
+      </w:r>
+    </w:p>
+    <w:p>
+      <w:pPr>
+        <w:pStyle w:val="NormalWeb"/>
+        <w:spacing w:before="0" w:beforeAutospacing="0" w:after="120" w:afterAutospacing="0" w:line="293" w:lineRule="atLeast"/>
+        <w:rPr>
+          <w:rFonts w:ascii="Arial" w:hAnsi="Arial" w:cs="Arial"/>
+          <w:color w:val="222222"/>
+        </w:rPr>
+      </w:pPr>
+      <w:r>
+        <w:rPr>
+          <w:rFonts w:ascii="Arial" w:hAnsi="Arial" w:cs="Arial"/>
+          <w:noProof/>
+          <w:color w:val="222222"/>
+        </w:rPr>
+        <w:drawing>
+          <wp:inline distT="0" distB="0" distL="0" distR="0">
+            <wp:extent cx="1903730" cy="586740"/>
+            <wp:effectExtent l="0" t="0" r="0" b="0"/>
+            <wp:docPr id="11" name="Picture 11" descr="https://ci3.googleusercontent.com/mail-sig/AIorK4xalOM6RgwZ8M6ekq3bHbE157y_Kmj7iwkg6WrBebNo74ateueTLq4i05GAV-LcKXEcVSs2K_LLO70v"/>
+            <wp:cNvGraphicFramePr>
+              <a:graphicFrameLocks xmlns:a="http://schemas.openxmlformats.org/drawingml/2006/main" noChangeAspect="1"/>
+            </wp:cNvGraphicFramePr>
+            <a:graphic xmlns:a="http://schemas.openxmlformats.org/drawingml/2006/main">
+              <a:graphicData uri="http://schemas.openxmlformats.org/drawingml/2006/picture">
+                <pic:pic xmlns:pic="http://schemas.openxmlformats.org/drawingml/2006/picture">
+                  <pic:nvPicPr>
+                    <pic:cNvPr id="0" name="Picture 5" descr="https://ci3.googleusercontent.com/mail-sig/AIorK4xalOM6RgwZ8M6ekq3bHbE157y_Kmj7iwkg6WrBebNo74ateueTLq4i05GAV-LcKXEcVSs2K_LLO70v"/>
+                    <pic:cNvPicPr>
+                      <a:picLocks noChangeAspect="1" noChangeArrowheads="1"/>
+                    </pic:cNvPicPr>
+                  </pic:nvPicPr>
+                  <pic:blipFill>
+                    <a:blip r:embed="rId24" cstate="print">
+                      <a:extLst>
+                        <a:ext uri="{28A0092B-C50C-407E-A947-70E740481C1C}">
+                          <a14:useLocalDpi xmlns:a14="http://schemas.microsoft.com/office/drawing/2010/main" val="0"/>
+                        </a:ext>
+                      </a:extLst>
+                    </a:blip>
+                    <a:srcRect/>
+                    <a:stretch>
+                      <a:fillRect/>
+                    </a:stretch>
+                  </pic:blipFill>
+                  <pic:spPr bwMode="auto">
+                    <a:xfrm>
+                      <a:off x="0" y="0"/>
+                      <a:ext cx="1903730" cy="586740"/>
+                    </a:xfrm>
+                    <a:prstGeom prst="rect">
+                      <a:avLst/>
+                    </a:prstGeom>
+                    <a:noFill/>
+                    <a:ln>
+                      <a:noFill/>
+                    </a:ln>
+                  </pic:spPr>
+                </pic:pic>
+              </a:graphicData>
+            </a:graphic>
+          </wp:inline>
+        </w:drawing>
+      </w:r>
+    </w:p>
+    <w:p>
+      <w:pPr>
+        <w:pStyle w:val="NormalWeb"/>
+        <w:spacing w:before="0" w:beforeAutospacing="0" w:after="120" w:afterAutospacing="0" w:line="293" w:lineRule="atLeast"/>
+        <w:rPr>
+          <w:rFonts w:ascii="Arial" w:hAnsi="Arial" w:cs="Arial"/>
+          <w:color w:val="222222"/>
+        </w:rPr>
+      </w:pPr>
+      <w:hyperlink r:id="rId26" w:tgtFrame="_blank" w:history="1">
+        <w:r>
+          <w:rPr>
+            <w:rStyle w:val="Hyperlink"/>
+            <w:rFonts w:ascii="Arial" w:hAnsi="Arial" w:cs="Arial"/>
+            <w:color w:val="1155CC"/>
+          </w:rPr>
+          <w:t>www.anodiam.com</w:t>
+        </w:r>
+      </w:hyperlink>
+    </w:p>
+    <w:p>
+      <w:pPr>
+        <w:pStyle w:val="NormalWeb"/>
+        <w:pBdr>
+          <w:bottom w:val="single" w:sz="6" w:space="1" w:color="auto"/>
+        </w:pBdr>
+        <w:spacing w:before="0" w:beforeAutospacing="0" w:after="120" w:afterAutospacing="0" w:line="293" w:lineRule="atLeast"/>
+        <w:rPr>
+          <w:rFonts w:ascii="Arial" w:hAnsi="Arial" w:cs="Arial"/>
+          <w:color w:val="222222"/>
+        </w:rPr>
+      </w:pPr>
+    </w:p>
+    <w:p>
+      <w:pPr>
+        <w:pStyle w:val="NormalWeb"/>
+        <w:spacing w:before="0" w:beforeAutospacing="0" w:after="120" w:afterAutospacing="0" w:line="293" w:lineRule="atLeast"/>
+        <w:rPr>
+          <w:rFonts w:ascii="Arial" w:hAnsi="Arial" w:cs="Arial"/>
+          <w:color w:val="222222"/>
+        </w:rPr>
+      </w:pPr>
+    </w:p>
+    <w:tbl>
+      <w:tblPr>
+        <w:tblW w:w="0" w:type="dxa"/>
+        <w:tblCellMar>
+          <w:left w:w="0" w:type="dxa"/>
+          <w:right w:w="0" w:type="dxa"/>
+        </w:tblCellMar>
+        <w:tblLook w:val="04A0" w:firstRow="1" w:lastRow="0" w:firstColumn="1" w:lastColumn="0" w:noHBand="0" w:noVBand="1"/>
+      </w:tblPr>
+      <w:tblGrid>
+        <w:gridCol w:w="6261"/>
+        <w:gridCol w:w="2755"/>
+        <w:gridCol w:w="5"/>
+        <w:gridCol w:w="5"/>
+      </w:tblGrid>
+      <w:tr>
+        <w:tc>
+          <w:tcPr>
+            <w:tcW w:w="7560" w:type="dxa"/>
+            <w:noWrap/>
+            <w:hideMark/>
+          </w:tcPr>
+          <w:tbl>
+            <w:tblPr>
+              <w:tblW w:w="7560" w:type="dxa"/>
+              <w:tblCellMar>
+                <w:left w:w="0" w:type="dxa"/>
+                <w:right w:w="0" w:type="dxa"/>
+              </w:tblCellMar>
+              <w:tblLook w:val="04A0" w:firstRow="1" w:lastRow="0" w:firstColumn="1" w:lastColumn="0" w:noHBand="0" w:noVBand="1"/>
+            </w:tblPr>
+            <w:tblGrid>
+              <w:gridCol w:w="7560"/>
+            </w:tblGrid>
+            <w:tr>
+              <w:tc>
+                <w:tcPr>
+                  <w:tcW w:w="0" w:type="auto"/>
+                  <w:vAlign w:val="center"/>
+                  <w:hideMark/>
+                </w:tcPr>
+                <w:p>
+                  <w:pPr>
+                    <w:pStyle w:val="Heading3"/>
+                    <w:spacing w:line="300" w:lineRule="atLeast"/>
+                    <w:rPr>
+                      <w:rFonts w:ascii="Helvetica" w:hAnsi="Helvetica" w:cs="Helvetica"/>
+                      <w:color w:val="5F6368"/>
+                    </w:rPr>
+                  </w:pPr>
+                  <w:r>
+                    <w:rPr>
+                      <w:rStyle w:val="gd"/>
+                      <w:rFonts w:ascii="Helvetica" w:eastAsiaTheme="majorEastAsia" w:hAnsi="Helvetica" w:cs="Helvetica"/>
+                      <w:color w:val="1F1F1F"/>
+                    </w:rPr>
+                    <w:t>Alum Sheila Uyirwoth</w:t>
+                  </w:r>
+                </w:p>
+              </w:tc>
+            </w:tr>
+          </w:tbl>
+          <w:p>
+            <w:pPr>
+              <w:spacing w:line="300" w:lineRule="atLeast"/>
+              <w:rPr>
+                <w:rFonts w:ascii="Helvetica" w:hAnsi="Helvetica" w:cs="Helvetica"/>
+              </w:rPr>
+            </w:pPr>
+          </w:p>
+        </w:tc>
+        <w:tc>
+          <w:tcPr>
+            <w:tcW w:w="0" w:type="auto"/>
+            <w:noWrap/>
+            <w:hideMark/>
+          </w:tcPr>
+          <w:p>
+            <w:pPr>
+              <w:spacing w:line="240" w:lineRule="auto"/>
+              <w:jc w:val="right"/>
+              <w:rPr>
+                <w:rFonts w:ascii="Helvetica" w:hAnsi="Helvetica" w:cs="Helvetica"/>
+                <w:color w:val="222222"/>
+                <w:sz w:val="24"/>
+                <w:szCs w:val="24"/>
+              </w:rPr>
+            </w:pPr>
+            <w:r>
+              <w:rPr>
+                <w:rStyle w:val="g3"/>
+                <w:rFonts w:ascii="Helvetica" w:hAnsi="Helvetica" w:cs="Helvetica"/>
+                <w:color w:val="5E5E5E"/>
+              </w:rPr>
+              <w:t>Aug 12</w:t>
+            </w:r>
+            <w:r>
+              <w:rPr>
+                <w:rStyle w:val="g3"/>
+                <w:rFonts w:ascii="Helvetica" w:hAnsi="Helvetica" w:cs="Helvetica"/>
+                <w:color w:val="5E5E5E"/>
+              </w:rPr>
+              <w:t>,</w:t>
+            </w:r>
+            <w:r>
+              <w:rPr>
+                <w:rStyle w:val="g3"/>
+                <w:rFonts w:ascii="Helvetica" w:hAnsi="Helvetica" w:cs="Helvetica"/>
+                <w:color w:val="5E5E5E"/>
+              </w:rPr>
+              <w:t xml:space="preserve"> </w:t>
+            </w:r>
+            <w:r>
+              <w:rPr>
+                <w:rStyle w:val="g3"/>
+                <w:rFonts w:ascii="Helvetica" w:hAnsi="Helvetica" w:cs="Helvetica"/>
+                <w:color w:val="5E5E5E"/>
+              </w:rPr>
+              <w:t>11:31 AM (6 minutes ago)</w:t>
+            </w:r>
+          </w:p>
+        </w:tc>
+        <w:tc>
+          <w:tcPr>
+            <w:tcW w:w="0" w:type="auto"/>
+            <w:noWrap/>
+            <w:hideMark/>
+          </w:tcPr>
+          <w:p>
+            <w:pPr>
+              <w:jc w:val="right"/>
+              <w:rPr>
+                <w:rFonts w:ascii="Helvetica" w:hAnsi="Helvetica" w:cs="Helvetica"/>
+                <w:color w:val="222222"/>
+              </w:rPr>
+            </w:pPr>
+          </w:p>
+        </w:tc>
+        <w:tc>
+          <w:tcPr>
+            <w:tcW w:w="0" w:type="auto"/>
+            <w:vMerge w:val="restart"/>
+            <w:noWrap/>
+            <w:hideMark/>
+          </w:tcPr>
+          <w:p>
+            <w:pPr>
+              <w:jc w:val="right"/>
+              <w:rPr>
+                <w:sz w:val="20"/>
+                <w:szCs w:val="20"/>
+              </w:rPr>
+            </w:pPr>
+          </w:p>
+        </w:tc>
+      </w:tr>
+      <w:tr>
+        <w:tc>
+          <w:tcPr>
+            <w:tcW w:w="0" w:type="auto"/>
+            <w:gridSpan w:val="3"/>
+            <w:vAlign w:val="center"/>
+            <w:hideMark/>
+          </w:tcPr>
+          <w:tbl>
+            <w:tblPr>
+              <w:tblW w:w="11940" w:type="dxa"/>
+              <w:tblCellMar>
+                <w:left w:w="0" w:type="dxa"/>
+                <w:right w:w="0" w:type="dxa"/>
+              </w:tblCellMar>
+              <w:tblLook w:val="04A0" w:firstRow="1" w:lastRow="0" w:firstColumn="1" w:lastColumn="0" w:noHBand="0" w:noVBand="1"/>
+            </w:tblPr>
+            <w:tblGrid>
+              <w:gridCol w:w="11940"/>
+            </w:tblGrid>
+            <w:tr>
+              <w:tc>
+                <w:tcPr>
+                  <w:tcW w:w="0" w:type="auto"/>
+                  <w:noWrap/>
+                  <w:vAlign w:val="center"/>
+                  <w:hideMark/>
+                </w:tcPr>
+                <w:p>
+                  <w:pPr>
+                    <w:spacing w:line="300" w:lineRule="atLeast"/>
+                    <w:rPr>
+                      <w:sz w:val="24"/>
+                      <w:szCs w:val="24"/>
+                    </w:rPr>
+                  </w:pPr>
+                  <w:r>
+                    <w:rPr>
+                      <w:rStyle w:val="hb"/>
+                      <w:rFonts w:ascii="Helvetica" w:hAnsi="Helvetica" w:cs="Helvetica"/>
+                      <w:color w:val="5E5E5E"/>
+                    </w:rPr>
+                    <w:t>to </w:t>
+                  </w:r>
+                  <w:r>
+                    <w:rPr>
+                      <w:rStyle w:val="g2"/>
+                    </w:rPr>
+                    <w:t>Anirban</w:t>
+                  </w:r>
+                </w:p>
+                <w:p>
+                  <w:pPr>
+                    <w:spacing w:line="300" w:lineRule="atLeast"/>
+                    <w:textAlignment w:val="top"/>
+                  </w:pPr>
+                  <w:r>
+                    <w:rPr>
+                      <w:noProof/>
+                      <w:lang w:eastAsia="en-AU"/>
+                    </w:rPr>
+                    <w:drawing>
+                      <wp:inline distT="0" distB="0" distL="0" distR="0">
+                        <wp:extent cx="6985" cy="6985"/>
+                        <wp:effectExtent l="0" t="0" r="0" b="0"/>
+                        <wp:docPr id="9" name="Picture 9" descr="https://mail.google.com/mail/u/0/images/cleardot.gif"/>
+                        <wp:cNvGraphicFramePr>
+                          <a:graphicFrameLocks xmlns:a="http://schemas.openxmlformats.org/drawingml/2006/main" noChangeAspect="1"/>
+                        </wp:cNvGraphicFramePr>
+                        <a:graphic xmlns:a="http://schemas.openxmlformats.org/drawingml/2006/main">
+                          <a:graphicData uri="http://schemas.openxmlformats.org/drawingml/2006/picture">
+                            <pic:pic xmlns:pic="http://schemas.openxmlformats.org/drawingml/2006/picture">
+                              <pic:nvPicPr>
+                                <pic:cNvPr id="0" name="Picture 7" descr="https://mail.google.com/mail/u/0/images/cleardot.gif"/>
+                                <pic:cNvPicPr>
+                                  <a:picLocks noChangeAspect="1" noChangeArrowheads="1"/>
+                                </pic:cNvPicPr>
+                              </pic:nvPicPr>
+                              <pic:blipFill>
+                                <a:blip r:embed="rId12">
+                                  <a:extLst>
+                                    <a:ext uri="{28A0092B-C50C-407E-A947-70E740481C1C}">
+                                      <a14:useLocalDpi xmlns:a14="http://schemas.microsoft.com/office/drawing/2010/main" val="0"/>
+                                    </a:ext>
+                                  </a:extLst>
+                                </a:blip>
+                                <a:srcRect/>
+                                <a:stretch>
+                                  <a:fillRect/>
+                                </a:stretch>
+                              </pic:blipFill>
+                              <pic:spPr bwMode="auto">
+                                <a:xfrm>
+                                  <a:off x="0" y="0"/>
+                                  <a:ext cx="6985" cy="6985"/>
+                                </a:xfrm>
+                                <a:prstGeom prst="rect">
+                                  <a:avLst/>
+                                </a:prstGeom>
+                                <a:noFill/>
+                                <a:ln>
+                                  <a:noFill/>
+                                </a:ln>
+                              </pic:spPr>
+                            </pic:pic>
+                          </a:graphicData>
+                        </a:graphic>
+                      </wp:inline>
+                    </w:drawing>
+                  </w:r>
+                </w:p>
+              </w:tc>
+            </w:tr>
+          </w:tbl>
+          <w:p>
+            <w:pPr>
+              <w:spacing w:line="240" w:lineRule="auto"/>
+              <w:rPr>
+                <w:rFonts w:ascii="Helvetica" w:hAnsi="Helvetica" w:cs="Helvetica"/>
+              </w:rPr>
+            </w:pPr>
+          </w:p>
+        </w:tc>
+        <w:tc>
+          <w:tcPr>
+            <w:tcW w:w="0" w:type="auto"/>
+            <w:vMerge/>
+            <w:vAlign w:val="center"/>
+            <w:hideMark/>
+          </w:tcPr>
+          <w:p>
+            <w:pPr>
+              <w:rPr>
+                <w:sz w:val="20"/>
+                <w:szCs w:val="20"/>
+              </w:rPr>
+            </w:pPr>
+          </w:p>
+        </w:tc>
+      </w:tr>
+    </w:tbl>
+    <w:p>
+      <w:pPr>
+        <w:rPr>
+          <w:rFonts w:ascii="Arial" w:hAnsi="Arial" w:cs="Arial"/>
+          <w:color w:val="222222"/>
+          <w:sz w:val="24"/>
+          <w:szCs w:val="24"/>
+        </w:rPr>
+      </w:pPr>
+      <w:r>
+        <w:rPr>
+          <w:rFonts w:ascii="Arial" w:hAnsi="Arial" w:cs="Arial"/>
+          <w:color w:val="222222"/>
+        </w:rPr>
+        <w:t>Anirban,</w:t>
+      </w:r>
+    </w:p>
+    <w:p>
+      <w:pPr>
+        <w:rPr>
+          <w:rFonts w:ascii="Arial" w:hAnsi="Arial" w:cs="Arial"/>
+          <w:color w:val="222222"/>
+        </w:rPr>
+      </w:pPr>
+      <w:r>
+        <w:rPr>
+          <w:rFonts w:ascii="Arial" w:hAnsi="Arial" w:cs="Arial"/>
+          <w:color w:val="222222"/>
+        </w:rPr>
+        <w:t>Apologies for the delay.</w:t>
+      </w:r>
+    </w:p>
+    <w:p>
+      <w:pPr>
+        <w:rPr>
+          <w:rFonts w:ascii="Arial" w:hAnsi="Arial" w:cs="Arial"/>
+          <w:color w:val="222222"/>
+        </w:rPr>
+      </w:pPr>
+    </w:p>
+    <w:p>
+      <w:pPr>
+        <w:rPr>
+          <w:rFonts w:ascii="Arial" w:hAnsi="Arial" w:cs="Arial"/>
+          <w:color w:val="222222"/>
+        </w:rPr>
+      </w:pPr>
+      <w:r>
+        <w:rPr>
+          <w:rFonts w:ascii="Arial" w:hAnsi="Arial" w:cs="Arial"/>
+          <w:color w:val="222222"/>
+        </w:rPr>
+        <w:t>I approve the signed NDAs as of today 12.8.2026.</w:t>
+      </w:r>
+    </w:p>
+    <w:p>
+      <w:pPr>
+        <w:rPr>
+          <w:rFonts w:ascii="Arial" w:hAnsi="Arial" w:cs="Arial"/>
+          <w:color w:val="222222"/>
+        </w:rPr>
+      </w:pPr>
+    </w:p>
+    <w:p>
+      <w:pPr>
+        <w:rPr>
+          <w:rFonts w:ascii="Arial" w:hAnsi="Arial" w:cs="Arial"/>
+          <w:color w:val="222222"/>
+        </w:rPr>
+      </w:pPr>
+      <w:r>
+        <w:rPr>
+          <w:rFonts w:ascii="Arial" w:hAnsi="Arial" w:cs="Arial"/>
+          <w:color w:val="222222"/>
+        </w:rPr>
+        <w:t>Do you need an electronic signature as well or can you time stamp this email as proof of approval? </w:t>
+      </w:r>
+    </w:p>
+    <w:p>
+      <w:pPr>
+        <w:rPr>
+          <w:rFonts w:ascii="Arial" w:hAnsi="Arial" w:cs="Arial"/>
+          <w:color w:val="222222"/>
+        </w:rPr>
+      </w:pPr>
+    </w:p>
+    <w:p>
+      <w:pPr>
+        <w:rPr>
+          <w:rFonts w:ascii="Arial" w:hAnsi="Arial" w:cs="Arial"/>
+          <w:color w:val="222222"/>
+        </w:rPr>
+      </w:pPr>
+      <w:r>
+        <w:rPr>
+          <w:rFonts w:ascii="Arial" w:hAnsi="Arial" w:cs="Arial"/>
+          <w:color w:val="222222"/>
+        </w:rPr>
+        <w:t>Kind regards,</w:t>
+      </w:r>
+    </w:p>
+    <w:p>
+      <w:pPr>
+        <w:rPr>
+          <w:rFonts w:ascii="Arial" w:hAnsi="Arial" w:cs="Arial"/>
+          <w:color w:val="222222"/>
+        </w:rPr>
+      </w:pPr>
+      <w:r>
+        <w:rPr>
+          <w:rFonts w:ascii="Arial" w:hAnsi="Arial" w:cs="Arial"/>
+          <w:b/>
+          <w:bCs/>
+          <w:color w:val="222222"/>
+        </w:rPr>
+        <w:t>A. Sheila Uyirwoth</w:t>
+      </w:r>
+    </w:p>
+    <w:p>
+      <w:pPr>
+        <w:rPr>
+          <w:rFonts w:ascii="Arial" w:hAnsi="Arial" w:cs="Arial"/>
+          <w:color w:val="222222"/>
+        </w:rPr>
+      </w:pPr>
+      <w:proofErr w:type="spellStart"/>
+      <w:r>
+        <w:rPr>
+          <w:rFonts w:ascii="Arial" w:hAnsi="Arial" w:cs="Arial"/>
+          <w:b/>
+          <w:bCs/>
+          <w:color w:val="222222"/>
+          <w:sz w:val="15"/>
+          <w:szCs w:val="15"/>
+        </w:rPr>
+        <w:t>Ph</w:t>
+      </w:r>
+      <w:proofErr w:type="spellEnd"/>
+      <w:r>
+        <w:rPr>
+          <w:rFonts w:ascii="Arial" w:hAnsi="Arial" w:cs="Arial"/>
+          <w:color w:val="222222"/>
+          <w:sz w:val="15"/>
+          <w:szCs w:val="15"/>
+        </w:rPr>
+        <w:t>: 0415 263 714 |   </w:t>
+      </w:r>
+      <w:r>
+        <w:rPr>
+          <w:rFonts w:ascii="Arial" w:hAnsi="Arial" w:cs="Arial"/>
+          <w:b/>
+          <w:bCs/>
+          <w:color w:val="222222"/>
+          <w:sz w:val="20"/>
+          <w:szCs w:val="20"/>
+        </w:rPr>
+        <w:t>Email</w:t>
+      </w:r>
+      <w:r>
+        <w:rPr>
+          <w:rFonts w:ascii="Arial" w:hAnsi="Arial" w:cs="Arial"/>
+          <w:color w:val="222222"/>
+          <w:sz w:val="20"/>
+          <w:szCs w:val="20"/>
+        </w:rPr>
+        <w:t>: </w:t>
+      </w:r>
+      <w:hyperlink r:id="rId27" w:tgtFrame="_blank" w:history="1">
+        <w:r>
+          <w:rPr>
+            <w:rStyle w:val="Hyperlink"/>
+            <w:rFonts w:ascii="Arial" w:hAnsi="Arial" w:cs="Arial"/>
+            <w:color w:val="1155CC"/>
+            <w:sz w:val="20"/>
+            <w:szCs w:val="20"/>
+          </w:rPr>
+          <w:t>uyirwoth@gmail.com</w:t>
+        </w:r>
+      </w:hyperlink>
+      <w:r>
+        <w:rPr>
+          <w:rFonts w:ascii="Arial" w:hAnsi="Arial" w:cs="Arial"/>
+          <w:color w:val="222222"/>
+          <w:sz w:val="20"/>
+          <w:szCs w:val="20"/>
+        </w:rPr>
+        <w:t> | </w:t>
+      </w:r>
+      <w:r>
+        <w:rPr>
+          <w:rFonts w:ascii="Arial" w:hAnsi="Arial" w:cs="Arial"/>
+          <w:b/>
+          <w:bCs/>
+          <w:color w:val="222222"/>
+          <w:sz w:val="20"/>
+          <w:szCs w:val="20"/>
+        </w:rPr>
+        <w:t>Video Meeting</w:t>
+      </w:r>
+      <w:r>
+        <w:rPr>
+          <w:rFonts w:ascii="Arial" w:hAnsi="Arial" w:cs="Arial"/>
+          <w:color w:val="222222"/>
+          <w:sz w:val="20"/>
+          <w:szCs w:val="20"/>
+        </w:rPr>
+        <w:t>: </w:t>
+      </w:r>
+      <w:hyperlink r:id="rId28" w:tgtFrame="_blank" w:history="1">
+        <w:r>
+          <w:rPr>
+            <w:rStyle w:val="Hyperlink"/>
+            <w:rFonts w:ascii="Arial" w:hAnsi="Arial" w:cs="Arial"/>
+            <w:color w:val="1155CC"/>
+            <w:sz w:val="20"/>
+            <w:szCs w:val="20"/>
+          </w:rPr>
+          <w:t>Zoom Meeting Link</w:t>
+        </w:r>
+      </w:hyperlink>
+    </w:p>
+    <w:p>
+      <w:pPr>
+        <w:rPr>
+          <w:rFonts w:ascii="Arial" w:hAnsi="Arial" w:cs="Arial"/>
+          <w:color w:val="222222"/>
+        </w:rPr>
+      </w:pPr>
+      <w:r>
+        <w:rPr>
+          <w:rFonts w:ascii="Arial" w:hAnsi="Arial" w:cs="Arial"/>
+          <w:b/>
+          <w:bCs/>
+          <w:color w:val="222222"/>
+          <w:sz w:val="15"/>
+          <w:szCs w:val="15"/>
+        </w:rPr>
+        <w:t>Web</w:t>
+      </w:r>
+      <w:r>
+        <w:rPr>
+          <w:rFonts w:ascii="Arial" w:hAnsi="Arial" w:cs="Arial"/>
+          <w:color w:val="222222"/>
+          <w:sz w:val="15"/>
+          <w:szCs w:val="15"/>
+        </w:rPr>
+        <w:t>:</w:t>
+      </w:r>
+      <w:hyperlink r:id="rId29" w:tgtFrame="_blank" w:history="1">
+        <w:r>
+          <w:rPr>
+            <w:rStyle w:val="Hyperlink"/>
+            <w:rFonts w:ascii="Arial" w:hAnsi="Arial" w:cs="Arial"/>
+            <w:color w:val="1155CC"/>
+          </w:rPr>
+          <w:t> </w:t>
+        </w:r>
+        <w:r>
+          <w:rPr>
+            <w:rStyle w:val="Hyperlink"/>
+            <w:rFonts w:ascii="Arial" w:hAnsi="Arial" w:cs="Arial"/>
+            <w:color w:val="1155CC"/>
+            <w:sz w:val="15"/>
+            <w:szCs w:val="15"/>
+          </w:rPr>
+          <w:t>africanahealth.com</w:t>
+        </w:r>
+      </w:hyperlink>
+      <w:r>
+        <w:rPr>
+          <w:rFonts w:ascii="Arial" w:hAnsi="Arial" w:cs="Arial"/>
+          <w:color w:val="222222"/>
+        </w:rPr>
+        <w:t> </w:t>
+      </w:r>
+      <w:r>
+        <w:rPr>
+          <w:rFonts w:ascii="Arial" w:hAnsi="Arial" w:cs="Arial"/>
+          <w:b/>
+          <w:bCs/>
+          <w:color w:val="222222"/>
+          <w:sz w:val="20"/>
+          <w:szCs w:val="20"/>
+        </w:rPr>
+        <w:t>App</w:t>
+      </w:r>
+      <w:r>
+        <w:rPr>
+          <w:rFonts w:ascii="Arial" w:hAnsi="Arial" w:cs="Arial"/>
+          <w:color w:val="222222"/>
+          <w:sz w:val="20"/>
+          <w:szCs w:val="20"/>
+        </w:rPr>
+        <w:t>: </w:t>
+      </w:r>
+      <w:hyperlink r:id="rId30" w:tgtFrame="_blank" w:history="1">
+        <w:r>
+          <w:rPr>
+            <w:rStyle w:val="Hyperlink"/>
+            <w:rFonts w:ascii="Arial" w:hAnsi="Arial" w:cs="Arial"/>
+            <w:color w:val="1155CC"/>
+            <w:sz w:val="20"/>
+            <w:szCs w:val="20"/>
+          </w:rPr>
+          <w:t xml:space="preserve">Check </w:t>
+        </w:r>
+        <w:proofErr w:type="spellStart"/>
+        <w:r>
+          <w:rPr>
+            <w:rStyle w:val="Hyperlink"/>
+            <w:rFonts w:ascii="Arial" w:hAnsi="Arial" w:cs="Arial"/>
+            <w:color w:val="1155CC"/>
+            <w:sz w:val="20"/>
+            <w:szCs w:val="20"/>
+          </w:rPr>
+          <w:t>Upp</w:t>
+        </w:r>
+        <w:proofErr w:type="spellEnd"/>
+      </w:hyperlink>
+      <w:r>
+        <w:rPr>
+          <w:rFonts w:ascii="Arial" w:hAnsi="Arial" w:cs="Arial"/>
+          <w:color w:val="222222"/>
+          <w:sz w:val="20"/>
+          <w:szCs w:val="20"/>
+        </w:rPr>
+        <w:t> </w:t>
+      </w:r>
+    </w:p>
+    <w:tbl>
+      <w:tblPr>
+        <w:tblW w:w="5000" w:type="pct"/>
+        <w:tblCellSpacing w:w="0" w:type="dxa"/>
+        <w:tblCellMar>
+          <w:left w:w="0" w:type="dxa"/>
+          <w:right w:w="0" w:type="dxa"/>
+        </w:tblCellMar>
+        <w:tblLook w:val="04A0" w:firstRow="1" w:lastRow="0" w:firstColumn="1" w:lastColumn="0" w:noHBand="0" w:noVBand="1"/>
+      </w:tblPr>
+      <w:tblGrid>
+        <w:gridCol w:w="9026"/>
+      </w:tblGrid>
+      <w:tr>
+        <w:trPr>
+          <w:tblCellSpacing w:w="0" w:type="dxa"/>
+        </w:trPr>
+        <w:tc>
+          <w:tcPr>
+            <w:tcW w:w="0" w:type="auto"/>
+            <w:hideMark/>
+          </w:tcPr>
+          <w:p>
+            <w:pPr>
+              <w:spacing w:after="240"/>
+              <w:rPr>
+                <w:rFonts w:ascii="Times New Roman" w:hAnsi="Times New Roman" w:cs="Times New Roman"/>
+                <w:color w:val="222222"/>
+              </w:rPr>
+            </w:pPr>
+            <w:r>
+              <w:rPr>
+                <w:i/>
+                <w:iCs/>
+                <w:color w:val="222222"/>
+                <w:sz w:val="15"/>
+                <w:szCs w:val="15"/>
+              </w:rPr>
+              <w:t>I acknowledge Custodians of Country in Australia and pay respects to Elders past and present.</w:t>
+            </w:r>
+            <w:r>
+              <w:rPr>
+                <w:i/>
+                <w:iCs/>
+                <w:color w:val="222222"/>
+                <w:sz w:val="15"/>
+                <w:szCs w:val="15"/>
+              </w:rPr>
+              <w:br/>
+            </w:r>
+            <w:r>
+              <w:rPr>
+                <w:i/>
+                <w:iCs/>
+                <w:noProof/>
+                <w:color w:val="222222"/>
+                <w:sz w:val="15"/>
+                <w:szCs w:val="15"/>
+                <w:lang w:eastAsia="en-AU"/>
+              </w:rPr>
+              <w:drawing>
+                <wp:inline distT="0" distB="0" distL="0" distR="0">
+                  <wp:extent cx="743585" cy="668655"/>
+                  <wp:effectExtent l="0" t="0" r="0" b="0"/>
+                  <wp:docPr id="8" name="Picture 8" descr="https://ci3.googleusercontent.com/mail-sig/AIorK4y7j0NjfQmZnFAORv1N3ayLGfeD1oWdf9DL1rSfaM-By7TQfv5iS44ff3ZPvEs1gAKVRHzuak8"/>
+                  <wp:cNvGraphicFramePr>
+                    <a:graphicFrameLocks xmlns:a="http://schemas.openxmlformats.org/drawingml/2006/main" noChangeAspect="1"/>
+                  </wp:cNvGraphicFramePr>
+                  <a:graphic xmlns:a="http://schemas.openxmlformats.org/drawingml/2006/main">
+                    <a:graphicData uri="http://schemas.openxmlformats.org/drawingml/2006/picture">
+                      <pic:pic xmlns:pic="http://schemas.openxmlformats.org/drawingml/2006/picture">
+                        <pic:nvPicPr>
+                          <pic:cNvPr id="0" name="Picture 8" descr="https://ci3.googleusercontent.com/mail-sig/AIorK4y7j0NjfQmZnFAORv1N3ayLGfeD1oWdf9DL1rSfaM-By7TQfv5iS44ff3ZPvEs1gAKVRHzuak8"/>
+                          <pic:cNvPicPr>
+                            <a:picLocks noChangeAspect="1" noChangeArrowheads="1"/>
+                          </pic:cNvPicPr>
+                        </pic:nvPicPr>
+                        <pic:blipFill>
+                          <a:blip r:embed="rId31">
+                            <a:extLst>
+                              <a:ext uri="{28A0092B-C50C-407E-A947-70E740481C1C}">
+                                <a14:useLocalDpi xmlns:a14="http://schemas.microsoft.com/office/drawing/2010/main" val="0"/>
+                              </a:ext>
+                            </a:extLst>
+                          </a:blip>
+                          <a:srcRect/>
+                          <a:stretch>
+                            <a:fillRect/>
+                          </a:stretch>
+                        </pic:blipFill>
+                        <pic:spPr bwMode="auto">
+                          <a:xfrm>
+                            <a:off x="0" y="0"/>
+                            <a:ext cx="743585" cy="668655"/>
+                          </a:xfrm>
+                          <a:prstGeom prst="rect">
+                            <a:avLst/>
+                          </a:prstGeom>
+                          <a:noFill/>
+                          <a:ln>
+                            <a:noFill/>
+                          </a:ln>
+                        </pic:spPr>
+                      </pic:pic>
+                    </a:graphicData>
+                  </a:graphic>
+                </wp:inline>
+              </w:drawing>
+            </w:r>
+            <w:r>
+              <w:rPr>
+                <w:noProof/>
+                <w:color w:val="222222"/>
+                <w:lang w:eastAsia="en-AU"/>
+              </w:rPr>
+              <mc:AlternateContent>
+                <mc:Choice Requires="wps">
+                  <w:drawing>
+                    <wp:inline distT="0" distB="0" distL="0" distR="0">
+                      <wp:extent cx="914400" cy="791845"/>
+                      <wp:effectExtent l="0" t="0" r="0" b="0"/>
+                      <wp:docPr id="7" name="Rectangle 7" descr="https://mail.google.com/mail/u/0/#inbox/FFNDWNFJdZPpfltldjGtjvMfvtxpmxGX"/>
+                      <wp:cNvGraphicFramePr>
+                        <a:graphicFrameLocks xmlns:a="http://schemas.openxmlformats.org/drawingml/2006/main" noChangeAspect="1"/>
+                      </wp:cNvGraphicFramePr>
+                      <a:graphic xmlns:a="http://schemas.openxmlformats.org/drawingml/2006/main">
+                        <a:graphicData uri="http://schemas.microsoft.com/office/word/2010/wordprocessingShape">
+                          <wps:wsp>
+                            <wps:cNvSpPr>
+                              <a:spLocks noChangeAspect="1" noChangeArrowheads="1"/>
+                            </wps:cNvSpPr>
+                            <wps:spPr bwMode="auto">
+                              <a:xfrm>
+                                <a:off x="0" y="0"/>
+                                <a:ext cx="914400" cy="791845"/>
+                              </a:xfrm>
+                              <a:prstGeom prst="rect">
+                                <a:avLst/>
+                              </a:prstGeom>
+                              <a:noFill/>
+                              <a:ln>
+                                <a:noFill/>
+                              </a:ln>
+                              <a:extLst>
+                                <a:ext uri="{909E8E84-426E-40DD-AFC4-6F175D3DCCD1}">
+                                  <a14:hiddenFill xmlns:a14="http://schemas.microsoft.com/office/drawing/2010/main">
+                                    <a:solidFill>
+                                      <a:srgbClr val="FFFFFF"/>
+                                    </a:solidFill>
+                                  </a14:hiddenFill>
+                                </a:ext>
+                                <a:ext uri="{91240B29-F687-4F45-9708-019B960494DF}">
+                                  <a14:hiddenLine xmlns:a14="http://schemas.microsoft.com/office/drawing/2010/main" w="9525">
+                                    <a:solidFill>
+                                      <a:srgbClr val="000000"/>
+                                    </a:solidFill>
+                                    <a:miter lim="800000"/>
+                                    <a:headEnd/>
+                                    <a:tailEnd/>
+                                  </a14:hiddenLine>
+                                </a:ext>
+                              </a:extLst>
+                            </wps:spPr>
+                            <wps:bodyPr rot="0" vert="horz" wrap="square" lIns="91440" tIns="45720" rIns="91440" bIns="45720" anchor="t" anchorCtr="0" upright="1">
+                              <a:noAutofit/>
+                            </wps:bodyPr>
+                          </wps:wsp>
+                        </a:graphicData>
+                      </a:graphic>
+                    </wp:inline>
+                  </w:drawing>
+                </mc:Choice>
+                <mc:Fallback>
+                  <w:pict>
+                    <v:rect w14:anchorId="42C1C034" id="Rectangle 7" o:spid="_x0000_s1026" alt="https://mail.google.com/mail/u/0/#inbox/FFNDWNFJdZPpfltldjGtjvMfvtxpmxGX" style="width:1in;height:62.35pt;visibility:visible;mso-wrap-style:square;mso-left-percent:-10001;mso-top-percent:-10001;mso-position-horizontal:absolute;mso-position-horizontal-relative:char;mso-position-vertical:absolute;mso-position-vertical-relative:line;mso-left-percent:-10001;mso-top-percent:-10001;v-text-anchor:top" o:gfxdata="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" filled="f" stroked="f">
+                      <o:lock v:ext="edit" aspectratio="t"/>
+                      <w10:anchorlock/>
+                    </v:rect>
+                  </w:pict>
+                </mc:Fallback>
+              </mc:AlternateContent>
+            </w:r>
+          </w:p>
+        </w:tc>
+      </w:tr>
+    </w:tbl>
+    <w:p>
+      <w:pPr>
+        <w:pBdr>
+          <w:bottom w:val="single" w:sz="6" w:space="1" w:color="auto"/>
+        </w:pBdr>
+        <w:spacing w:after="0"/>
+        <w:rPr>
+          <w:rFonts w:ascii="Helvetica" w:hAnsi="Helvetica" w:cs="Helvetica"/>
+          <w:color w:val="222222"/>
+          <w:sz w:val="27"/>
+          <w:szCs w:val="27"/>
+        </w:rPr>
+      </w:pPr>
+    </w:p>
+    <w:p>
+      <w:pPr>
+        <w:spacing w:after="0"/>
+        <w:rPr>
+          <w:rFonts w:ascii="Helvetica" w:hAnsi="Helvetica" w:cs="Helvetica"/>
+          <w:color w:val="222222"/>
+          <w:sz w:val="27"/>
+          <w:szCs w:val="27"/>
+        </w:rPr>
+      </w:pPr>
+    </w:p>
+    <w:tbl>
+      <w:tblPr>
+        <w:tblW w:w="0" w:type="dxa"/>
+        <w:tblCellMar>
+          <w:left w:w="0" w:type="dxa"/>
+          <w:right w:w="0" w:type="dxa"/>
+        </w:tblCellMar>
+        <w:tblLook w:val="04A0" w:firstRow="1" w:lastRow="0" w:firstColumn="1" w:lastColumn="0" w:noHBand="0" w:noVBand="1"/>
+      </w:tblPr>
+      <w:tblGrid>
+        <w:gridCol w:w="6253"/>
+        <w:gridCol w:w="2763"/>
+        <w:gridCol w:w="5"/>
+        <w:gridCol w:w="5"/>
+      </w:tblGrid>
+      <w:tr>
+        <w:tc>
+          <w:tcPr>
+            <w:tcW w:w="7528" w:type="dxa"/>
+            <w:noWrap/>
+            <w:hideMark/>
+          </w:tcPr>
+          <w:tbl>
+            <w:tblPr>
+              <w:tblW w:w="7528" w:type="dxa"/>
+              <w:tblCellMar>
+                <w:left w:w="0" w:type="dxa"/>
+                <w:right w:w="0" w:type="dxa"/>
+              </w:tblCellMar>
+              <w:tblLook w:val="04A0" w:firstRow="1" w:lastRow="0" w:firstColumn="1" w:lastColumn="0" w:noHBand="0" w:noVBand="1"/>
+            </w:tblPr>
+            <w:tblGrid>
+              <w:gridCol w:w="7528"/>
+            </w:tblGrid>
+            <w:tr>
+              <w:tc>
+                <w:tcPr>
+                  <w:tcW w:w="0" w:type="auto"/>
+                  <w:vAlign w:val="center"/>
+                  <w:hideMark/>
+                </w:tcPr>
+                <w:p>
+                  <w:pPr>
+                    <w:pStyle w:val="Heading3"/>
+                    <w:spacing w:line="300" w:lineRule="atLeast"/>
+                    <w:rPr>
+                      <w:rFonts w:ascii="Helvetica" w:hAnsi="Helvetica" w:cs="Helvetica"/>
+                      <w:color w:val="5F6368"/>
+                    </w:rPr>
+                  </w:pPr>
+                  <w:r>
+                    <w:rPr>
+                      <w:rStyle w:val="gd"/>
+                      <w:rFonts w:ascii="Helvetica" w:eastAsiaTheme="majorEastAsia" w:hAnsi="Helvetica" w:cs="Helvetica"/>
+                      <w:color w:val="1F1F1F"/>
+                    </w:rPr>
+                    <w:t>Anirban Chakrabarty</w:t>
+                  </w:r>
+                </w:p>
+              </w:tc>
+            </w:tr>
+          </w:tbl>
+          <w:p>
+            <w:pPr>
+              <w:spacing w:line="300" w:lineRule="atLeast"/>
+              <w:rPr>
+                <w:rFonts w:ascii="Helvetica" w:hAnsi="Helvetica" w:cs="Helvetica"/>
+              </w:rPr>
+            </w:pPr>
+          </w:p>
+        </w:tc>
+        <w:tc>
+          <w:tcPr>
+            <w:tcW w:w="0" w:type="auto"/>
+            <w:noWrap/>
+            <w:hideMark/>
+          </w:tcPr>
+          <w:p>
+            <w:pPr>
+              <w:spacing w:line="240" w:lineRule="auto"/>
+              <w:jc w:val="right"/>
+              <w:rPr>
+                <w:rFonts w:ascii="Helvetica" w:hAnsi="Helvetica" w:cs="Helvetica"/>
+                <w:color w:val="222222"/>
+                <w:sz w:val="24"/>
+                <w:szCs w:val="24"/>
+              </w:rPr>
+            </w:pPr>
+            <w:r>
+              <w:rPr>
+                <w:rStyle w:val="g3"/>
+                <w:rFonts w:ascii="Helvetica" w:hAnsi="Helvetica" w:cs="Helvetica"/>
+                <w:color w:val="5E5E5E"/>
+              </w:rPr>
+              <w:t>Aug 12</w:t>
+            </w:r>
+            <w:r>
+              <w:rPr>
+                <w:rStyle w:val="g3"/>
+                <w:rFonts w:ascii="Helvetica" w:hAnsi="Helvetica" w:cs="Helvetica"/>
+                <w:color w:val="5E5E5E"/>
+              </w:rPr>
+              <w:t>,</w:t>
+            </w:r>
+            <w:r>
+              <w:rPr>
+                <w:rStyle w:val="g3"/>
+                <w:rFonts w:ascii="Helvetica" w:hAnsi="Helvetica" w:cs="Helvetica"/>
+                <w:color w:val="5E5E5E"/>
+              </w:rPr>
+              <w:t xml:space="preserve"> </w:t>
+            </w:r>
+            <w:r>
+              <w:rPr>
+                <w:rStyle w:val="g3"/>
+                <w:rFonts w:ascii="Helvetica" w:hAnsi="Helvetica" w:cs="Helvetica"/>
+                <w:color w:val="5E5E5E"/>
+              </w:rPr>
+              <w:t>11:37 AM (0 minutes ago)</w:t>
+            </w:r>
+          </w:p>
+        </w:tc>
+        <w:tc>
+          <w:tcPr>
+            <w:tcW w:w="0" w:type="auto"/>
+            <w:noWrap/>
+            <w:hideMark/>
+          </w:tcPr>
+          <w:p>
+            <w:pPr>
+              <w:jc w:val="right"/>
+              <w:rPr>
+                <w:rFonts w:ascii="Helvetica" w:hAnsi="Helvetica" w:cs="Helvetica"/>
+                <w:color w:val="222222"/>
+              </w:rPr>
+            </w:pPr>
+          </w:p>
+        </w:tc>
+        <w:tc>
+          <w:tcPr>
+            <w:tcW w:w="0" w:type="auto"/>
+            <w:vMerge w:val="restart"/>
+            <w:noWrap/>
+            <w:hideMark/>
+          </w:tcPr>
+          <w:p>
+            <w:pPr>
+              <w:jc w:val="right"/>
+              <w:rPr>
+                <w:sz w:val="20"/>
+                <w:szCs w:val="20"/>
+              </w:rPr>
+            </w:pPr>
+          </w:p>
+        </w:tc>
+      </w:tr>
+      <w:tr>
+        <w:tc>
+          <w:tcPr>
+            <w:tcW w:w="0" w:type="auto"/>
+            <w:gridSpan w:val="3"/>
+            <w:vAlign w:val="center"/>
+            <w:hideMark/>
+          </w:tcPr>
+          <w:tbl>
+            <w:tblPr>
+              <w:tblW w:w="11940" w:type="dxa"/>
+              <w:tblCellMar>
+                <w:left w:w="0" w:type="dxa"/>
+                <w:right w:w="0" w:type="dxa"/>
+              </w:tblCellMar>
+              <w:tblLook w:val="04A0" w:firstRow="1" w:lastRow="0" w:firstColumn="1" w:lastColumn="0" w:noHBand="0" w:noVBand="1"/>
+            </w:tblPr>
+            <w:tblGrid>
+              <w:gridCol w:w="11940"/>
+            </w:tblGrid>
+            <w:tr>
+              <w:tc>
+                <w:tcPr>
+                  <w:tcW w:w="0" w:type="auto"/>
+                  <w:noWrap/>
+                  <w:vAlign w:val="center"/>
+                  <w:hideMark/>
+                </w:tcPr>
+                <w:p>
+                  <w:pPr>
+                    <w:spacing w:line="300" w:lineRule="atLeast"/>
+                    <w:rPr>
+                      <w:sz w:val="24"/>
+                      <w:szCs w:val="24"/>
+                    </w:rPr>
+                  </w:pPr>
+                  <w:r>
+                    <w:rPr>
+                      <w:rStyle w:val="hb"/>
+                      <w:rFonts w:ascii="Helvetica" w:hAnsi="Helvetica" w:cs="Helvetica"/>
+                      <w:color w:val="5E5E5E"/>
+                    </w:rPr>
+                    <w:t>to </w:t>
+                  </w:r>
+                  <w:proofErr w:type="spellStart"/>
+                  <w:r>
+                    <w:rPr>
+                      <w:rStyle w:val="g2"/>
+                      <w:rFonts w:ascii="Helvetica" w:hAnsi="Helvetica" w:cs="Helvetica"/>
+                      <w:color w:val="5E5E5E"/>
+                    </w:rPr>
+                    <w:t>uyirwoth</w:t>
+                  </w:r>
+                  <w:proofErr w:type="spellEnd"/>
+                </w:p>
+                <w:p>
+                  <w:pPr>
+                    <w:spacing w:line="300" w:lineRule="atLeast"/>
+                    <w:textAlignment w:val="top"/>
+                  </w:pPr>
+                  <w:r>
+                    <w:rPr>
+                      <w:noProof/>
+                      <w:lang w:eastAsia="en-AU"/>
+                    </w:rPr>
+                    <w:drawing>
+                      <wp:inline distT="0" distB="0" distL="0" distR="0">
+                        <wp:extent cx="6985" cy="6985"/>
+                        <wp:effectExtent l="0" t="0" r="0" b="0"/>
+                        <wp:docPr id="5" name="Picture 5" descr="https://mail.google.com/mail/u/0/images/cleardot.gif"/>
+                        <wp:cNvGraphicFramePr>
+                          <a:graphicFrameLocks xmlns:a="http://schemas.openxmlformats.org/drawingml/2006/main" noChangeAspect="1"/>
+                        </wp:cNvGraphicFramePr>
+                        <a:graphic xmlns:a="http://schemas.openxmlformats.org/drawingml/2006/main">
+                          <a:graphicData uri="http://schemas.openxmlformats.org/drawingml/2006/picture">
+                            <pic:pic xmlns:pic="http://schemas.openxmlformats.org/drawingml/2006/picture">
+                              <pic:nvPicPr>
+                                <pic:cNvPr id="0" name="Picture 11" descr="https://mail.google.com/mail/u/0/images/cleardot.gif"/>
+                                <pic:cNvPicPr>
+                                  <a:picLocks noChangeAspect="1" noChangeArrowheads="1"/>
+                                </pic:cNvPicPr>
+                              </pic:nvPicPr>
+                              <pic:blipFill>
+                                <a:blip r:embed="rId12">
+                                  <a:extLst>
+                                    <a:ext uri="{28A0092B-C50C-407E-A947-70E740481C1C}">
+                                      <a14:useLocalDpi xmlns:a14="http://schemas.microsoft.com/office/drawing/2010/main" val="0"/>
+                                    </a:ext>
+                                  </a:extLst>
+                                </a:blip>
+                                <a:srcRect/>
+                                <a:stretch>
+                                  <a:fillRect/>
+                                </a:stretch>
+                              </pic:blipFill>
+                              <pic:spPr bwMode="auto">
+                                <a:xfrm>
+                                  <a:off x="0" y="0"/>
+                                  <a:ext cx="6985" cy="6985"/>
+                                </a:xfrm>
+                                <a:prstGeom prst="rect">
+                                  <a:avLst/>
+                                </a:prstGeom>
+                                <a:noFill/>
+                                <a:ln>
+                                  <a:noFill/>
+                                </a:ln>
+                              </pic:spPr>
+                            </pic:pic>
+                          </a:graphicData>
+                        </a:graphic>
+                      </wp:inline>
+                    </w:drawing>
+                  </w:r>
+                </w:p>
+              </w:tc>
+            </w:tr>
+          </w:tbl>
+          <w:p>
+            <w:pPr>
+              <w:spacing w:line="240" w:lineRule="auto"/>
+              <w:rPr>
+                <w:rFonts w:ascii="Helvetica" w:hAnsi="Helvetica" w:cs="Helvetica"/>
+              </w:rPr>
+            </w:pPr>
+          </w:p>
+        </w:tc>
+        <w:tc>
+          <w:tcPr>
+            <w:tcW w:w="0" w:type="auto"/>
+            <w:vMerge/>
+            <w:vAlign w:val="center"/>
+            <w:hideMark/>
+          </w:tcPr>
+          <w:p>
+            <w:pPr>
+              <w:rPr>
+                <w:sz w:val="20"/>
+                <w:szCs w:val="20"/>
+              </w:rPr>
+            </w:pPr>
+          </w:p>
+        </w:tc>
+      </w:tr>
+    </w:tbl>
+    <w:p>
+      <w:pPr>
+        <w:rPr>
+          <w:rFonts w:ascii="Arial" w:hAnsi="Arial" w:cs="Arial"/>
+          <w:color w:val="222222"/>
+          <w:sz w:val="24"/>
+          <w:szCs w:val="24"/>
+        </w:rPr>
+      </w:pPr>
+      <w:r>
+        <w:rPr>
+          <w:rFonts w:ascii="Arial" w:hAnsi="Arial" w:cs="Arial"/>
+          <w:color w:val="222222"/>
+        </w:rPr>
+        <w:t>Dear Dr. Sheila</w:t>
+      </w:r>
+      <w:proofErr w:type="gramStart"/>
+      <w:r>
+        <w:rPr>
+          <w:rFonts w:ascii="Arial" w:hAnsi="Arial" w:cs="Arial"/>
+          <w:color w:val="222222"/>
+        </w:rPr>
+        <w:t>,</w:t>
+      </w:r>
+      <w:proofErr w:type="gramEnd"/>
+      <w:r>
+        <w:rPr>
+          <w:rFonts w:ascii="Arial" w:hAnsi="Arial" w:cs="Arial"/>
+          <w:color w:val="222222"/>
+        </w:rPr>
+        <w:br/>
+      </w:r>
+      <w:r>
+        <w:rPr>
+          <w:rFonts w:ascii="Arial" w:hAnsi="Arial" w:cs="Arial"/>
+          <w:color w:val="222222"/>
+        </w:rPr>
+        <w:br/>
+      </w:r>
+      <w:r>
+        <w:rPr>
+          <w:rFonts w:ascii="Arial" w:hAnsi="Arial" w:cs="Arial"/>
+          <w:color w:val="222222"/>
+        </w:rPr>
+        <w:lastRenderedPageBreak/>
+        <w:t>Thank you for your approval. We do not need an electronic signature. We can use this email's timestamp as proof of approval. I shall store this as a pdf document in the CheckUpp repository.</w:t>
+      </w:r>
+    </w:p>
+    <w:p>
+      <w:pPr>
+        <w:rPr>
+          <w:rFonts w:ascii="Arial" w:hAnsi="Arial" w:cs="Arial"/>
+          <w:color w:val="222222"/>
+        </w:rPr>
+      </w:pPr>
+      <w:r>
+        <w:rPr>
+          <w:rFonts w:ascii="Arial" w:hAnsi="Arial" w:cs="Arial"/>
+          <w:color w:val="222222"/>
+        </w:rPr>
+        <w:t> </w:t>
+      </w:r>
+    </w:p>
+    <w:p>
+      <w:pPr>
+        <w:pStyle w:val="NormalWeb"/>
+        <w:spacing w:before="0" w:beforeAutospacing="0" w:after="120" w:afterAutospacing="0"/>
+        <w:rPr>
+          <w:rFonts w:ascii="Arial" w:hAnsi="Arial" w:cs="Arial"/>
+          <w:color w:val="222222"/>
+        </w:rPr>
+      </w:pPr>
+      <w:r>
+        <w:rPr>
+          <w:rFonts w:ascii="Verdana" w:hAnsi="Verdana" w:cs="Arial"/>
+          <w:color w:val="444444"/>
+        </w:rPr>
+        <w:t>Thanks and regards,</w:t>
+      </w:r>
+    </w:p>
+    <w:p>
+      <w:pPr>
+        <w:pStyle w:val="NormalWeb"/>
+        <w:spacing w:before="0" w:beforeAutospacing="0" w:after="120" w:afterAutospacing="0"/>
+        <w:rPr>
+          <w:rFonts w:ascii="Arial" w:hAnsi="Arial" w:cs="Arial"/>
+          <w:color w:val="222222"/>
+        </w:rPr>
+      </w:pPr>
+      <w:r>
+        <w:rPr>
+          <w:rFonts w:ascii="Verdana" w:hAnsi="Verdana" w:cs="Arial"/>
+          <w:b/>
+          <w:bCs/>
+          <w:color w:val="444444"/>
+        </w:rPr>
+        <w:t>Anirban Chakrabarty</w:t>
+      </w:r>
+      <w:r>
+        <w:rPr>
+          <w:rFonts w:ascii="Verdana" w:hAnsi="Verdana" w:cs="Arial"/>
+          <w:color w:val="444444"/>
+          <w:sz w:val="27"/>
+          <w:szCs w:val="27"/>
+        </w:rPr>
+        <w:t> </w:t>
+      </w:r>
+    </w:p>
+    <w:p>
+      <w:pPr>
+        <w:pStyle w:val="NormalWeb"/>
+        <w:spacing w:before="0" w:beforeAutospacing="0" w:after="120" w:afterAutospacing="0"/>
+        <w:rPr>
+          <w:rFonts w:ascii="Arial" w:hAnsi="Arial" w:cs="Arial"/>
+          <w:color w:val="222222"/>
+        </w:rPr>
+      </w:pPr>
+      <w:r>
+        <w:rPr>
+          <w:rFonts w:ascii="Verdana" w:hAnsi="Verdana" w:cs="Arial"/>
+          <w:color w:val="444444"/>
+        </w:rPr>
+        <w:t>Founder, </w:t>
+      </w:r>
+      <w:r>
+        <w:rPr>
+          <w:rFonts w:ascii="Verdana" w:hAnsi="Verdana" w:cs="Arial"/>
+          <w:b/>
+          <w:bCs/>
+          <w:color w:val="444444"/>
+        </w:rPr>
+        <w:t>Anodiam</w:t>
+      </w:r>
+    </w:p>
+    <w:p>
+      <w:pPr>
+        <w:pStyle w:val="NormalWeb"/>
+        <w:spacing w:before="0" w:beforeAutospacing="0" w:after="120" w:afterAutospacing="0"/>
+        <w:rPr>
+          <w:rFonts w:ascii="Arial" w:hAnsi="Arial" w:cs="Arial"/>
+          <w:color w:val="222222"/>
+        </w:rPr>
+      </w:pPr>
+      <w:r>
+        <w:rPr>
+          <w:rFonts w:ascii="Verdana" w:hAnsi="Verdana" w:cs="Arial"/>
+          <w:color w:val="444444"/>
+        </w:rPr>
+        <w:t>+61 470 142 229</w:t>
+      </w:r>
+    </w:p>
+    <w:p>
+      <w:pPr>
+        <w:pStyle w:val="NormalWeb"/>
+        <w:spacing w:before="0" w:beforeAutospacing="0" w:after="120" w:afterAutospacing="0" w:line="293" w:lineRule="atLeast"/>
+        <w:rPr>
+          <w:rFonts w:ascii="Arial" w:hAnsi="Arial" w:cs="Arial"/>
+          <w:color w:val="222222"/>
+        </w:rPr>
+      </w:pPr>
+      <w:r>
+        <w:rPr>
+          <w:rFonts w:ascii="Verdana" w:hAnsi="Verdana" w:cs="Arial"/>
+          <w:color w:val="444444"/>
+        </w:rPr>
+        <w:t>8/71 Wolseley St, Bexley, Au 2207</w:t>
+      </w:r>
+    </w:p>
+    <w:p>
+      <w:pPr>
+        <w:pStyle w:val="NormalWeb"/>
+        <w:spacing w:before="0" w:beforeAutospacing="0" w:after="120" w:afterAutospacing="0" w:line="293" w:lineRule="atLeast"/>
+        <w:rPr>
+          <w:rFonts w:ascii="Arial" w:hAnsi="Arial" w:cs="Arial"/>
+          <w:color w:val="222222"/>
+        </w:rPr>
+      </w:pPr>
+      <w:r>
+        <w:rPr>
+          <w:rFonts w:ascii="Arial" w:hAnsi="Arial" w:cs="Arial"/>
+          <w:noProof/>
+          <w:color w:val="222222"/>
+        </w:rPr>
+        <w:drawing>
+          <wp:inline distT="0" distB="0" distL="0" distR="0">
+            <wp:extent cx="1903730" cy="586740"/>
+            <wp:effectExtent l="0" t="0" r="0" b="0"/>
+            <wp:docPr id="4" name="Picture 4" descr="https://ci3.googleusercontent.com/mail-sig/AIorK4xalOM6RgwZ8M6ekq3bHbE157y_Kmj7iwkg6WrBebNo74ateueTLq4i05GAV-LcKXEcVSs2K_LLO70v"/>
+            <wp:cNvGraphicFramePr>
+              <a:graphicFrameLocks xmlns:a="http://schemas.openxmlformats.org/drawingml/2006/main" noChangeAspect="1"/>
+            </wp:cNvGraphicFramePr>
+            <a:graphic xmlns:a="http://schemas.openxmlformats.org/drawingml/2006/main">
+              <a:graphicData uri="http://schemas.openxmlformats.org/drawingml/2006/picture">
+                <pic:pic xmlns:pic="http://schemas.openxmlformats.org/drawingml/2006/picture">
+                  <pic:nvPicPr>
+                    <pic:cNvPr id="0" name="Picture 12" descr="https://ci3.googleusercontent.com/mail-sig/AIorK4xalOM6RgwZ8M6ekq3bHbE157y_Kmj7iwkg6WrBebNo74ateueTLq4i05GAV-LcKXEcVSs2K_LLO70v"/>
+                    <pic:cNvPicPr>
+                      <a:picLocks noChangeAspect="1" noChangeArrowheads="1"/>
+                    </pic:cNvPicPr>
+                  </pic:nvPicPr>
+                  <pic:blipFill>
+                    <a:blip r:embed="rId24" cstate="print">
+                      <a:extLst>
+                        <a:ext uri="{28A0092B-C50C-407E-A947-70E740481C1C}">
+                          <a14:useLocalDpi xmlns:a14="http://schemas.microsoft.com/office/drawing/2010/main" val="0"/>
+                        </a:ext>
+                      </a:extLst>
+                    </a:blip>
+                    <a:srcRect/>
+                    <a:stretch>
+                      <a:fillRect/>
+                    </a:stretch>
+                  </pic:blipFill>
+                  <pic:spPr bwMode="auto">
+                    <a:xfrm>
+                      <a:off x="0" y="0"/>
+                      <a:ext cx="1903730" cy="586740"/>
+                    </a:xfrm>
+                    <a:prstGeom prst="rect">
+                      <a:avLst/>
+                    </a:prstGeom>
+                    <a:noFill/>
+                    <a:ln>
+                      <a:noFill/>
+                    </a:ln>
+                  </pic:spPr>
+                </pic:pic>
+              </a:graphicData>
+            </a:graphic>
+          </wp:inline>
+        </w:drawing>
+      </w:r>
+    </w:p>
+    <w:p>
+      <w:pPr>
+        <w:pStyle w:val="NormalWeb"/>
+        <w:spacing w:before="0" w:beforeAutospacing="0" w:after="120" w:afterAutospacing="0" w:line="293" w:lineRule="atLeast"/>
+        <w:rPr>
+          <w:rFonts w:ascii="Arial" w:hAnsi="Arial" w:cs="Arial"/>
+          <w:color w:val="222222"/>
+        </w:rPr>
+      </w:pPr>
+      <w:hyperlink r:id="rId32" w:tgtFrame="_blank" w:history="1">
+        <w:r>
+          <w:rPr>
+            <w:rStyle w:val="Hyperlink"/>
+            <w:rFonts w:ascii="Arial" w:hAnsi="Arial" w:cs="Arial"/>
+            <w:color w:val="1155CC"/>
+          </w:rPr>
+          <w:t>www.anodiam.com</w:t>
+        </w:r>
+      </w:hyperlink>
     </w:p>
     <w:sectPr>
       <w:pgSz w:w="11906" w:h="16838"/>
@@ -8218,7 +10231,6 @@
     <w:name w:val="Normal (Web)"/>
     <w:basedOn w:val="Normal"/>
     <w:uiPriority w:val="99"/>
-    <w:semiHidden/>
     <w:unhideWhenUsed/>
     <w:rsid w:val="007E5941"/>
     <w:pPr>
@@ -8322,6 +10334,16 @@
     <w:name w:val="go"/>
     <w:basedOn w:val="DefaultParagraphFont"/>
     <w:rsid w:val="00A00466"/>
+  </w:style>
+  <w:style w:type="character" w:customStyle="1" w:styleId="avw">
+    <w:name w:val="avw"/>
+    <w:basedOn w:val="DefaultParagraphFont"/>
+    <w:rsid w:val="00A13063"/>
+  </w:style>
+  <w:style w:type="character" w:customStyle="1" w:styleId="a2h">
+    <w:name w:val="a2h"/>
+    <w:basedOn w:val="DefaultParagraphFont"/>
+    <w:rsid w:val="00A13063"/>
   </w:style>
 </w:styles>
 </file>
